--- a/TS-Kramam/TS-2.2/TS 2.2 Malayalam Krama Paatam Corrections.docx
+++ b/TS-Kramam/TS-2.2/TS 2.2 Malayalam Krama Paatam Corrections.docx
@@ -101,7 +101,18 @@
           <w:szCs w:val="32"/>
           <w:u w:val="single"/>
         </w:rPr>
-        <w:t xml:space="preserve">Observed till </w:t>
+        <w:t xml:space="preserve">Observed </w:t>
+      </w:r>
+      <w:proofErr w:type="gramStart"/>
+      <w:r>
+        <w:rPr>
+          <w:b/>
+          <w:bCs/>
+          <w:sz w:val="32"/>
+          <w:szCs w:val="32"/>
+          <w:u w:val="single"/>
+        </w:rPr>
+        <w:t xml:space="preserve">till </w:t>
       </w:r>
       <w:r>
         <w:rPr>
@@ -114,6 +125,7 @@
         </w:rPr>
         <w:t>????</w:t>
       </w:r>
+      <w:proofErr w:type="gramEnd"/>
     </w:p>
     <w:p>
       <w:pPr>
@@ -854,17 +866,7 @@
                 <w:szCs w:val="28"/>
                 <w:lang w:val="it-IT"/>
               </w:rPr>
-              <w:t>3</w:t>
-            </w:r>
-            <w:r>
-              <w:rPr>
-                <w:rFonts w:cs="Arial"/>
-                <w:b/>
-                <w:sz w:val="28"/>
-                <w:szCs w:val="28"/>
-                <w:lang w:val="it-IT"/>
-              </w:rPr>
-              <w:t>1</w:t>
+              <w:t>31</w:t>
             </w:r>
           </w:p>
         </w:tc>
@@ -1514,17 +1516,7 @@
                 <w:szCs w:val="28"/>
                 <w:lang w:val="it-IT"/>
               </w:rPr>
-              <w:t>3</w:t>
-            </w:r>
-            <w:r>
-              <w:rPr>
-                <w:rFonts w:cs="Arial"/>
-                <w:b/>
-                <w:sz w:val="28"/>
-                <w:szCs w:val="28"/>
-                <w:lang w:val="it-IT"/>
-              </w:rPr>
-              <w:t>3</w:t>
+              <w:t>33</w:t>
             </w:r>
           </w:p>
         </w:tc>
@@ -1851,6 +1843,363 @@
                 <w:lang w:val="it-IT"/>
               </w:rPr>
               <w:t>kI bûxb—qKexmI |</w:t>
+            </w:r>
+          </w:p>
+        </w:tc>
+      </w:tr>
+      <w:tr>
+        <w:trPr>
+          <w:trHeight w:val="1551"/>
+        </w:trPr>
+        <w:tc>
+          <w:tcPr>
+            <w:tcW w:w="3573" w:type="dxa"/>
+          </w:tcPr>
+          <w:p>
+            <w:pPr>
+              <w:widowControl w:val="0"/>
+              <w:autoSpaceDE w:val="0"/>
+              <w:autoSpaceDN w:val="0"/>
+              <w:adjustRightInd w:val="0"/>
+              <w:spacing w:before="0" w:line="240" w:lineRule="auto"/>
+              <w:rPr>
+                <w:rFonts w:cs="Arial"/>
+                <w:b/>
+                <w:sz w:val="28"/>
+                <w:szCs w:val="28"/>
+                <w:lang w:val="it-IT"/>
+              </w:rPr>
+            </w:pPr>
+            <w:r>
+              <w:rPr>
+                <w:rFonts w:cs="Arial"/>
+                <w:b/>
+                <w:sz w:val="28"/>
+                <w:szCs w:val="28"/>
+                <w:lang w:val="it-IT"/>
+              </w:rPr>
+              <w:t>TS 2.2.</w:t>
+            </w:r>
+            <w:r>
+              <w:rPr>
+                <w:rFonts w:cs="Arial"/>
+                <w:b/>
+                <w:sz w:val="28"/>
+                <w:szCs w:val="28"/>
+                <w:lang w:val="it-IT"/>
+              </w:rPr>
+              <w:t>9.7</w:t>
+            </w:r>
+            <w:r>
+              <w:rPr>
+                <w:rFonts w:cs="Arial"/>
+                <w:b/>
+                <w:sz w:val="28"/>
+                <w:szCs w:val="28"/>
+                <w:lang w:val="it-IT"/>
+              </w:rPr>
+              <w:t xml:space="preserve"> - Kramam</w:t>
+            </w:r>
+          </w:p>
+          <w:p>
+            <w:pPr>
+              <w:widowControl w:val="0"/>
+              <w:autoSpaceDE w:val="0"/>
+              <w:autoSpaceDN w:val="0"/>
+              <w:adjustRightInd w:val="0"/>
+              <w:spacing w:before="0" w:line="240" w:lineRule="auto"/>
+              <w:rPr>
+                <w:rFonts w:cs="Arial"/>
+                <w:b/>
+                <w:sz w:val="28"/>
+                <w:szCs w:val="28"/>
+                <w:lang w:val="it-IT"/>
+              </w:rPr>
+            </w:pPr>
+            <w:r>
+              <w:rPr>
+                <w:rFonts w:cs="Arial"/>
+                <w:b/>
+                <w:sz w:val="28"/>
+                <w:szCs w:val="28"/>
+                <w:lang w:val="it-IT"/>
+              </w:rPr>
+              <w:t xml:space="preserve">Krama Vaakyam No. - </w:t>
+            </w:r>
+            <w:r>
+              <w:rPr>
+                <w:rFonts w:cs="Arial"/>
+                <w:b/>
+                <w:sz w:val="28"/>
+                <w:szCs w:val="28"/>
+                <w:lang w:val="it-IT"/>
+              </w:rPr>
+              <w:t>34</w:t>
+            </w:r>
+            <w:r>
+              <w:rPr>
+                <w:rFonts w:cs="Arial"/>
+                <w:b/>
+                <w:sz w:val="28"/>
+                <w:szCs w:val="28"/>
+                <w:lang w:val="it-IT"/>
+              </w:rPr>
+              <w:br/>
+              <w:t xml:space="preserve">Panchaati No. - </w:t>
+            </w:r>
+            <w:r>
+              <w:rPr>
+                <w:rFonts w:cs="Arial"/>
+                <w:b/>
+                <w:sz w:val="28"/>
+                <w:szCs w:val="28"/>
+                <w:lang w:val="it-IT"/>
+              </w:rPr>
+              <w:t>52</w:t>
+            </w:r>
+          </w:p>
+        </w:tc>
+        <w:tc>
+          <w:tcPr>
+            <w:tcW w:w="5103" w:type="dxa"/>
+          </w:tcPr>
+          <w:p>
+            <w:pPr>
+              <w:widowControl w:val="0"/>
+              <w:autoSpaceDE w:val="0"/>
+              <w:autoSpaceDN w:val="0"/>
+              <w:adjustRightInd w:val="0"/>
+              <w:spacing w:before="0" w:line="240" w:lineRule="auto"/>
+              <w:ind w:right="-279"/>
+              <w:rPr>
+                <w:rFonts w:ascii="BRH Malayalam Extra" w:hAnsi="BRH Malayalam Extra" w:cs="BRH Malayalam Extra"/>
+                <w:color w:val="000000"/>
+                <w:sz w:val="40"/>
+                <w:szCs w:val="40"/>
+                <w:lang w:val="it-IT"/>
+              </w:rPr>
+            </w:pPr>
+            <w:r>
+              <w:rPr>
+                <w:rFonts w:ascii="BRH Malayalam Extra" w:hAnsi="BRH Malayalam Extra" w:cs="BRH Malayalam Extra"/>
+                <w:color w:val="000000"/>
+                <w:sz w:val="40"/>
+                <w:szCs w:val="40"/>
+                <w:lang w:val="it-IT"/>
+              </w:rPr>
+              <w:t>G</w:t>
+            </w:r>
+            <w:r>
+              <w:rPr>
+                <w:rFonts w:ascii="BRH Malayalam Extra" w:hAnsi="BRH Malayalam Extra" w:cs="BRH Malayalam Extra"/>
+                <w:b/>
+                <w:color w:val="000000"/>
+                <w:sz w:val="32"/>
+                <w:szCs w:val="40"/>
+                <w:lang w:val="it-IT"/>
+              </w:rPr>
+              <w:t>–</w:t>
+            </w:r>
+            <w:r>
+              <w:rPr>
+                <w:rFonts w:ascii="BRH Malayalam Extra" w:hAnsi="BRH Malayalam Extra" w:cs="BRH Malayalam Extra"/>
+                <w:color w:val="000000"/>
+                <w:sz w:val="40"/>
+                <w:szCs w:val="40"/>
+                <w:lang w:val="it-IT"/>
+              </w:rPr>
+              <w:t xml:space="preserve">¤¤rZsõ— | </w:t>
+            </w:r>
+          </w:p>
+          <w:p>
+            <w:pPr>
+              <w:widowControl w:val="0"/>
+              <w:autoSpaceDE w:val="0"/>
+              <w:autoSpaceDN w:val="0"/>
+              <w:adjustRightInd w:val="0"/>
+              <w:spacing w:before="0" w:line="240" w:lineRule="auto"/>
+              <w:ind w:right="-279"/>
+              <w:rPr>
+                <w:rFonts w:ascii="BRH Devanagari Extra" w:hAnsi="BRH Devanagari Extra" w:cs="BRH Devanagari Extra"/>
+                <w:color w:val="000000"/>
+                <w:sz w:val="40"/>
+                <w:szCs w:val="40"/>
+                <w:lang w:val="it-IT"/>
+              </w:rPr>
+            </w:pPr>
+            <w:r>
+              <w:rPr>
+                <w:rFonts w:ascii="BRH Malayalam Extra" w:hAnsi="BRH Malayalam Extra" w:cs="BRH Malayalam Extra"/>
+                <w:color w:val="000000"/>
+                <w:sz w:val="40"/>
+                <w:szCs w:val="40"/>
+                <w:lang w:val="it-IT"/>
+              </w:rPr>
+              <w:t>G</w:t>
+            </w:r>
+            <w:r>
+              <w:rPr>
+                <w:rFonts w:ascii="BRH Malayalam Extra" w:hAnsi="BRH Malayalam Extra" w:cs="BRH Malayalam Extra"/>
+                <w:b/>
+                <w:color w:val="000000"/>
+                <w:sz w:val="32"/>
+                <w:szCs w:val="40"/>
+                <w:lang w:val="it-IT"/>
+              </w:rPr>
+              <w:t>–</w:t>
+            </w:r>
+            <w:r>
+              <w:rPr>
+                <w:rFonts w:ascii="BRH Malayalam Extra" w:hAnsi="BRH Malayalam Extra" w:cs="BRH Malayalam Extra"/>
+                <w:color w:val="000000"/>
+                <w:sz w:val="40"/>
+                <w:szCs w:val="40"/>
+                <w:lang w:val="it-IT"/>
+              </w:rPr>
+              <w:t>Z¤¤</w:t>
+            </w:r>
+            <w:r>
+              <w:rPr>
+                <w:rFonts w:ascii="BRH Malayalam Extra" w:hAnsi="BRH Malayalam Extra" w:cs="BRH Malayalam Extra"/>
+                <w:color w:val="000000"/>
+                <w:sz w:val="40"/>
+                <w:szCs w:val="40"/>
+                <w:highlight w:val="yellow"/>
+                <w:lang w:val="it-IT"/>
+              </w:rPr>
+              <w:t>s</w:t>
+            </w:r>
+            <w:r>
+              <w:rPr>
+                <w:rFonts w:ascii="BRH Malayalam Extra" w:hAnsi="BRH Malayalam Extra" w:cs="BRH Malayalam Extra"/>
+                <w:color w:val="000000"/>
+                <w:sz w:val="40"/>
+                <w:szCs w:val="40"/>
+                <w:lang w:val="it-IT"/>
+              </w:rPr>
+              <w:t>K—KexmJ |</w:t>
+            </w:r>
+          </w:p>
+        </w:tc>
+        <w:tc>
+          <w:tcPr>
+            <w:tcW w:w="5103" w:type="dxa"/>
+          </w:tcPr>
+          <w:p>
+            <w:pPr>
+              <w:widowControl w:val="0"/>
+              <w:autoSpaceDE w:val="0"/>
+              <w:autoSpaceDN w:val="0"/>
+              <w:adjustRightInd w:val="0"/>
+              <w:spacing w:before="0" w:line="240" w:lineRule="auto"/>
+              <w:ind w:right="-279"/>
+              <w:rPr>
+                <w:rFonts w:ascii="BRH Malayalam Extra" w:hAnsi="BRH Malayalam Extra" w:cs="BRH Malayalam Extra"/>
+                <w:color w:val="000000"/>
+                <w:sz w:val="40"/>
+                <w:szCs w:val="40"/>
+                <w:lang w:val="it-IT"/>
+              </w:rPr>
+            </w:pPr>
+            <w:r>
+              <w:rPr>
+                <w:rFonts w:ascii="BRH Malayalam Extra" w:hAnsi="BRH Malayalam Extra" w:cs="BRH Malayalam Extra"/>
+                <w:color w:val="000000"/>
+                <w:sz w:val="40"/>
+                <w:szCs w:val="40"/>
+                <w:lang w:val="it-IT"/>
+              </w:rPr>
+              <w:t>G</w:t>
+            </w:r>
+            <w:r>
+              <w:rPr>
+                <w:rFonts w:ascii="BRH Malayalam Extra" w:hAnsi="BRH Malayalam Extra" w:cs="BRH Malayalam Extra"/>
+                <w:b/>
+                <w:color w:val="000000"/>
+                <w:sz w:val="32"/>
+                <w:szCs w:val="40"/>
+                <w:lang w:val="it-IT"/>
+              </w:rPr>
+              <w:t>–</w:t>
+            </w:r>
+            <w:r>
+              <w:rPr>
+                <w:rFonts w:ascii="BRH Malayalam Extra" w:hAnsi="BRH Malayalam Extra" w:cs="BRH Malayalam Extra"/>
+                <w:color w:val="000000"/>
+                <w:sz w:val="40"/>
+                <w:szCs w:val="40"/>
+                <w:lang w:val="it-IT"/>
+              </w:rPr>
+              <w:t xml:space="preserve">¤¤rZsõ— | </w:t>
+            </w:r>
+          </w:p>
+          <w:p>
+            <w:pPr>
+              <w:widowControl w:val="0"/>
+              <w:autoSpaceDE w:val="0"/>
+              <w:autoSpaceDN w:val="0"/>
+              <w:adjustRightInd w:val="0"/>
+              <w:spacing w:before="0" w:line="240" w:lineRule="auto"/>
+              <w:ind w:right="-279"/>
+              <w:rPr>
+                <w:rFonts w:ascii="BRH Devanagari Extra" w:hAnsi="BRH Devanagari Extra" w:cs="BRH Devanagari Extra"/>
+                <w:color w:val="000000"/>
+                <w:sz w:val="40"/>
+                <w:szCs w:val="40"/>
+                <w:lang w:val="it-IT"/>
+              </w:rPr>
+            </w:pPr>
+            <w:r>
+              <w:rPr>
+                <w:rFonts w:ascii="BRH Malayalam Extra" w:hAnsi="BRH Malayalam Extra" w:cs="BRH Malayalam Extra"/>
+                <w:color w:val="000000"/>
+                <w:sz w:val="40"/>
+                <w:szCs w:val="40"/>
+                <w:lang w:val="it-IT"/>
+              </w:rPr>
+              <w:t>G</w:t>
+            </w:r>
+            <w:r>
+              <w:rPr>
+                <w:rFonts w:ascii="BRH Malayalam Extra" w:hAnsi="BRH Malayalam Extra" w:cs="BRH Malayalam Extra"/>
+                <w:b/>
+                <w:color w:val="000000"/>
+                <w:sz w:val="32"/>
+                <w:szCs w:val="40"/>
+                <w:lang w:val="it-IT"/>
+              </w:rPr>
+              <w:t>–</w:t>
+            </w:r>
+            <w:r>
+              <w:rPr>
+                <w:rFonts w:ascii="BRH Malayalam Extra" w:hAnsi="BRH Malayalam Extra" w:cs="BRH Malayalam Extra"/>
+                <w:color w:val="000000"/>
+                <w:sz w:val="40"/>
+                <w:szCs w:val="40"/>
+                <w:lang w:val="it-IT"/>
+              </w:rPr>
+              <w:t>Z¤¤s</w:t>
+            </w:r>
+            <w:r>
+              <w:rPr>
+                <w:rFonts w:ascii="BRH Malayalam Extra" w:hAnsi="BRH Malayalam Extra" w:cs="BRH Malayalam Extra"/>
+                <w:color w:val="000000"/>
+                <w:sz w:val="40"/>
+                <w:szCs w:val="40"/>
+                <w:highlight w:val="green"/>
+                <w:lang w:val="it-IT"/>
+              </w:rPr>
+              <w:t>õ</w:t>
+            </w:r>
+            <w:r>
+              <w:rPr>
+                <w:rFonts w:ascii="BRH Malayalam Extra" w:hAnsi="BRH Malayalam Extra" w:cs="BRH Malayalam Extra"/>
+                <w:color w:val="000000"/>
+                <w:sz w:val="40"/>
+                <w:szCs w:val="40"/>
+                <w:lang w:val="it-IT"/>
+              </w:rPr>
+              <w:t>K—KexmJ |</w:t>
             </w:r>
           </w:p>
         </w:tc>
@@ -2192,7 +2541,6 @@
           <w:szCs w:val="32"/>
           <w:u w:val="single"/>
         </w:rPr>
-        <w:lastRenderedPageBreak/>
         <w:t xml:space="preserve">TS </w:t>
       </w:r>
       <w:r>
@@ -4087,6 +4435,7 @@
                 <w:szCs w:val="28"/>
                 <w:lang w:val="it-IT"/>
               </w:rPr>
+              <w:lastRenderedPageBreak/>
               <w:t>TS 2.2.6.5 - Kramam</w:t>
             </w:r>
           </w:p>
@@ -4433,7 +4782,6 @@
                 <w:szCs w:val="28"/>
                 <w:lang w:val="it-IT"/>
               </w:rPr>
-              <w:lastRenderedPageBreak/>
               <w:t>TS 2.2.7.4 - Kramam</w:t>
             </w:r>
           </w:p>
@@ -6231,6 +6579,7 @@
           <w:szCs w:val="32"/>
           <w:u w:val="single"/>
         </w:rPr>
+        <w:lastRenderedPageBreak/>
         <w:t>=============</w:t>
       </w:r>
     </w:p>
@@ -6371,7 +6720,6 @@
           <w:b/>
           <w:bCs/>
         </w:rPr>
-        <w:lastRenderedPageBreak/>
         <w:t>(ignore those which are already incorporated in your book’s version and date)</w:t>
       </w:r>
     </w:p>
@@ -8530,6 +8878,7 @@
                 <w:szCs w:val="28"/>
                 <w:lang w:val="it-IT"/>
               </w:rPr>
+              <w:lastRenderedPageBreak/>
               <w:t>TS 2.2.10.4 - Kramam</w:t>
             </w:r>
           </w:p>
@@ -9155,7 +9504,6 @@
           <w:szCs w:val="32"/>
           <w:u w:val="single"/>
         </w:rPr>
-        <w:lastRenderedPageBreak/>
         <w:t>===============</w:t>
       </w:r>
     </w:p>
@@ -10687,6 +11035,7 @@
                 <w:szCs w:val="28"/>
                 <w:lang w:val="it-IT"/>
               </w:rPr>
+              <w:lastRenderedPageBreak/>
               <w:t>TS 2.2.6.4</w:t>
             </w:r>
           </w:p>
@@ -11088,7 +11437,6 @@
                 <w:szCs w:val="28"/>
                 <w:lang w:val="it-IT"/>
               </w:rPr>
-              <w:lastRenderedPageBreak/>
               <w:t>TS 2.2.7.5</w:t>
             </w:r>
           </w:p>
@@ -13169,6 +13517,7 @@
                 <w:szCs w:val="28"/>
                 <w:lang w:val="it-IT"/>
               </w:rPr>
+              <w:lastRenderedPageBreak/>
               <w:t>TS 2.2.11.3</w:t>
             </w:r>
           </w:p>
@@ -13572,7 +13921,6 @@
                 <w:szCs w:val="28"/>
                 <w:lang w:val="it-IT"/>
               </w:rPr>
-              <w:lastRenderedPageBreak/>
               <w:t>TS 2.2.11.4</w:t>
             </w:r>
           </w:p>
@@ -15565,6 +15913,7 @@
                 <w:szCs w:val="28"/>
                 <w:lang w:val="it-IT"/>
               </w:rPr>
+              <w:lastRenderedPageBreak/>
               <w:t>TS 2.2.12.7</w:t>
             </w:r>
           </w:p>
@@ -15879,7 +16228,16 @@
           <w:bCs/>
           <w:sz w:val="32"/>
         </w:rPr>
-        <w:t>replaced with</w:t>
+        <w:t xml:space="preserve">replaced </w:t>
+      </w:r>
+      <w:proofErr w:type="gramStart"/>
+      <w:r>
+        <w:rPr>
+          <w:b/>
+          <w:bCs/>
+          <w:sz w:val="32"/>
+        </w:rPr>
+        <w:t>with</w:t>
       </w:r>
       <w:r>
         <w:rPr>
@@ -15899,7 +16257,29 @@
           <w:szCs w:val="40"/>
           <w:lang w:val="en-IN" w:eastAsia="en-IN"/>
         </w:rPr>
-        <w:t xml:space="preserve">"q§T"  </w:t>
+        <w:t>"</w:t>
+      </w:r>
+      <w:proofErr w:type="gramEnd"/>
+      <w:r>
+        <w:rPr>
+          <w:rFonts w:ascii="BRH Malayalam" w:hAnsi="BRH Malayalam" w:cs="BRH Malayalam"/>
+          <w:color w:val="000000"/>
+          <w:sz w:val="40"/>
+          <w:szCs w:val="40"/>
+          <w:lang w:val="en-IN" w:eastAsia="en-IN"/>
+        </w:rPr>
+        <w:t>q§T</w:t>
+      </w:r>
+      <w:proofErr w:type="gramStart"/>
+      <w:r>
+        <w:rPr>
+          <w:rFonts w:ascii="BRH Malayalam" w:hAnsi="BRH Malayalam" w:cs="BRH Malayalam"/>
+          <w:color w:val="000000"/>
+          <w:sz w:val="40"/>
+          <w:szCs w:val="40"/>
+          <w:lang w:val="en-IN" w:eastAsia="en-IN"/>
+        </w:rPr>
+        <w:t xml:space="preserve">"  </w:t>
       </w:r>
       <w:r>
         <w:rPr>
@@ -15907,7 +16287,16 @@
           <w:bCs/>
           <w:sz w:val="32"/>
         </w:rPr>
-        <w:t>wherever applicable</w:t>
+        <w:t>wherever</w:t>
+      </w:r>
+      <w:proofErr w:type="gramEnd"/>
+      <w:r>
+        <w:rPr>
+          <w:b/>
+          <w:bCs/>
+          <w:sz w:val="32"/>
+        </w:rPr>
+        <w:t xml:space="preserve"> applicable</w:t>
       </w:r>
     </w:p>
     <w:p>

--- a/TS-Kramam/TS-2.2/TS 2.2 Malayalam Krama Paatam Corrections.docx
+++ b/TS-Kramam/TS-2.2/TS 2.2 Malayalam Krama Paatam Corrections.docx
@@ -101,18 +101,7 @@
           <w:szCs w:val="32"/>
           <w:u w:val="single"/>
         </w:rPr>
-        <w:t xml:space="preserve">Observed </w:t>
-      </w:r>
-      <w:proofErr w:type="gramStart"/>
-      <w:r>
-        <w:rPr>
-          <w:b/>
-          <w:bCs/>
-          <w:sz w:val="32"/>
-          <w:szCs w:val="32"/>
-          <w:u w:val="single"/>
-        </w:rPr>
-        <w:t xml:space="preserve">till </w:t>
+        <w:t xml:space="preserve">Observed till </w:t>
       </w:r>
       <w:r>
         <w:rPr>
@@ -125,7 +114,6 @@
         </w:rPr>
         <w:t>????</w:t>
       </w:r>
-      <w:proofErr w:type="gramEnd"/>
     </w:p>
     <w:p>
       <w:pPr>
@@ -159,8 +147,8 @@
       </w:tblPr>
       <w:tblGrid>
         <w:gridCol w:w="3573"/>
-        <w:gridCol w:w="5103"/>
-        <w:gridCol w:w="5103"/>
+        <w:gridCol w:w="4961"/>
+        <w:gridCol w:w="5245"/>
       </w:tblGrid>
       <w:tr>
         <w:tc>
@@ -212,7 +200,7 @@
         </w:tc>
         <w:tc>
           <w:tcPr>
-            <w:tcW w:w="5103" w:type="dxa"/>
+            <w:tcW w:w="4961" w:type="dxa"/>
           </w:tcPr>
           <w:p>
             <w:pPr>
@@ -238,7 +226,7 @@
         </w:tc>
         <w:tc>
           <w:tcPr>
-            <w:tcW w:w="5103" w:type="dxa"/>
+            <w:tcW w:w="5245" w:type="dxa"/>
           </w:tcPr>
           <w:p>
             <w:pPr>
@@ -378,7 +366,7 @@
         </w:tc>
         <w:tc>
           <w:tcPr>
-            <w:tcW w:w="5103" w:type="dxa"/>
+            <w:tcW w:w="4961" w:type="dxa"/>
           </w:tcPr>
           <w:p>
             <w:pPr>
@@ -536,7 +524,7 @@
         </w:tc>
         <w:tc>
           <w:tcPr>
-            <w:tcW w:w="5103" w:type="dxa"/>
+            <w:tcW w:w="5245" w:type="dxa"/>
           </w:tcPr>
           <w:p>
             <w:pPr>
@@ -872,7 +860,7 @@
         </w:tc>
         <w:tc>
           <w:tcPr>
-            <w:tcW w:w="5103" w:type="dxa"/>
+            <w:tcW w:w="4961" w:type="dxa"/>
           </w:tcPr>
           <w:p>
             <w:pPr>
@@ -1121,7 +1109,7 @@
         </w:tc>
         <w:tc>
           <w:tcPr>
-            <w:tcW w:w="5103" w:type="dxa"/>
+            <w:tcW w:w="5245" w:type="dxa"/>
           </w:tcPr>
           <w:p>
             <w:pPr>
@@ -1522,7 +1510,7 @@
         </w:tc>
         <w:tc>
           <w:tcPr>
-            <w:tcW w:w="5103" w:type="dxa"/>
+            <w:tcW w:w="4961" w:type="dxa"/>
           </w:tcPr>
           <w:p>
             <w:pPr>
@@ -1684,7 +1672,7 @@
         </w:tc>
         <w:tc>
           <w:tcPr>
-            <w:tcW w:w="5103" w:type="dxa"/>
+            <w:tcW w:w="5245" w:type="dxa"/>
           </w:tcPr>
           <w:p>
             <w:pPr>
@@ -1961,7 +1949,7 @@
         </w:tc>
         <w:tc>
           <w:tcPr>
-            <w:tcW w:w="5103" w:type="dxa"/>
+            <w:tcW w:w="4961" w:type="dxa"/>
           </w:tcPr>
           <w:p>
             <w:pPr>
@@ -2083,7 +2071,7 @@
         </w:tc>
         <w:tc>
           <w:tcPr>
-            <w:tcW w:w="5103" w:type="dxa"/>
+            <w:tcW w:w="5245" w:type="dxa"/>
           </w:tcPr>
           <w:p>
             <w:pPr>
@@ -2261,7 +2249,17 @@
                 <w:szCs w:val="28"/>
                 <w:lang w:val="it-IT"/>
               </w:rPr>
-              <w:t>Krama Vaakyam No. - 61</w:t>
+              <w:t xml:space="preserve">Krama Vaakyam No. - </w:t>
+            </w:r>
+            <w:r>
+              <w:rPr>
+                <w:rFonts w:cs="Arial"/>
+                <w:b/>
+                <w:sz w:val="28"/>
+                <w:szCs w:val="28"/>
+                <w:lang w:val="it-IT"/>
+              </w:rPr>
+              <w:t>49</w:t>
             </w:r>
             <w:r>
               <w:rPr>
@@ -2278,7 +2276,7 @@
         </w:tc>
         <w:tc>
           <w:tcPr>
-            <w:tcW w:w="5103" w:type="dxa"/>
+            <w:tcW w:w="4961" w:type="dxa"/>
           </w:tcPr>
           <w:p>
             <w:pPr>
@@ -2373,7 +2371,7 @@
         </w:tc>
         <w:tc>
           <w:tcPr>
-            <w:tcW w:w="5103" w:type="dxa"/>
+            <w:tcW w:w="5245" w:type="dxa"/>
           </w:tcPr>
           <w:p>
             <w:pPr>
@@ -2481,6 +2479,591 @@
                 <w:lang w:bidi="ta-IN"/>
               </w:rPr>
               <w:t>No visargam</w:t>
+            </w:r>
+          </w:p>
+        </w:tc>
+      </w:tr>
+      <w:tr>
+        <w:trPr>
+          <w:trHeight w:val="1124"/>
+        </w:trPr>
+        <w:tc>
+          <w:tcPr>
+            <w:tcW w:w="3573" w:type="dxa"/>
+          </w:tcPr>
+          <w:p>
+            <w:pPr>
+              <w:widowControl w:val="0"/>
+              <w:autoSpaceDE w:val="0"/>
+              <w:autoSpaceDN w:val="0"/>
+              <w:adjustRightInd w:val="0"/>
+              <w:spacing w:before="0" w:line="240" w:lineRule="auto"/>
+              <w:rPr>
+                <w:rFonts w:cs="Arial"/>
+                <w:b/>
+                <w:sz w:val="28"/>
+                <w:szCs w:val="28"/>
+                <w:lang w:val="it-IT"/>
+              </w:rPr>
+            </w:pPr>
+            <w:r>
+              <w:rPr>
+                <w:rFonts w:cs="Arial"/>
+                <w:b/>
+                <w:sz w:val="28"/>
+                <w:szCs w:val="28"/>
+                <w:lang w:val="it-IT"/>
+              </w:rPr>
+              <w:lastRenderedPageBreak/>
+              <w:t>TS 2.2.12.1 - Kramam</w:t>
+            </w:r>
+          </w:p>
+          <w:p>
+            <w:pPr>
+              <w:widowControl w:val="0"/>
+              <w:autoSpaceDE w:val="0"/>
+              <w:autoSpaceDN w:val="0"/>
+              <w:adjustRightInd w:val="0"/>
+              <w:spacing w:before="0" w:line="240" w:lineRule="auto"/>
+              <w:rPr>
+                <w:rFonts w:cs="Arial"/>
+                <w:b/>
+                <w:sz w:val="28"/>
+                <w:szCs w:val="28"/>
+                <w:lang w:val="it-IT"/>
+              </w:rPr>
+            </w:pPr>
+            <w:r>
+              <w:rPr>
+                <w:rFonts w:cs="Arial"/>
+                <w:b/>
+                <w:sz w:val="28"/>
+                <w:szCs w:val="28"/>
+                <w:lang w:val="it-IT"/>
+              </w:rPr>
+              <w:t xml:space="preserve">Krama Vaakyam No. - </w:t>
+            </w:r>
+            <w:r>
+              <w:rPr>
+                <w:rFonts w:cs="Arial"/>
+                <w:b/>
+                <w:sz w:val="28"/>
+                <w:szCs w:val="28"/>
+                <w:lang w:val="it-IT"/>
+              </w:rPr>
+              <w:t>52</w:t>
+            </w:r>
+            <w:r>
+              <w:rPr>
+                <w:rFonts w:cs="Arial"/>
+                <w:b/>
+                <w:sz w:val="28"/>
+                <w:szCs w:val="28"/>
+                <w:lang w:val="it-IT"/>
+              </w:rPr>
+              <w:br/>
+              <w:t>Panchaati No. - 64</w:t>
+            </w:r>
+          </w:p>
+        </w:tc>
+        <w:tc>
+          <w:tcPr>
+            <w:tcW w:w="4961" w:type="dxa"/>
+          </w:tcPr>
+          <w:p>
+            <w:pPr>
+              <w:widowControl w:val="0"/>
+              <w:autoSpaceDE w:val="0"/>
+              <w:autoSpaceDN w:val="0"/>
+              <w:adjustRightInd w:val="0"/>
+              <w:spacing w:line="252" w:lineRule="auto"/>
+              <w:ind w:right="-279"/>
+              <w:rPr>
+                <w:rFonts w:ascii="BRH Devanagari Extra" w:hAnsi="BRH Devanagari Extra" w:cs="BRH Devanagari Extra"/>
+                <w:color w:val="000000"/>
+                <w:sz w:val="40"/>
+                <w:szCs w:val="40"/>
+                <w:lang w:val="it-IT"/>
+              </w:rPr>
+            </w:pPr>
+            <w:r>
+              <w:rPr>
+                <w:rFonts w:ascii="BRH Malayalam Extra" w:hAnsi="BRH Malayalam Extra" w:cs="BRH Malayalam Extra"/>
+                <w:color w:val="000000"/>
+                <w:sz w:val="40"/>
+                <w:szCs w:val="40"/>
+              </w:rPr>
+              <w:t>bcx—¥dx</w:t>
+            </w:r>
+            <w:r>
+              <w:rPr>
+                <w:rFonts w:ascii="BRH Malayalam Extra" w:hAnsi="BRH Malayalam Extra" w:cs="BRH Malayalam Extra"/>
+                <w:b/>
+                <w:color w:val="000000"/>
+                <w:sz w:val="32"/>
+                <w:szCs w:val="40"/>
+              </w:rPr>
+              <w:t>–</w:t>
+            </w:r>
+            <w:r>
+              <w:rPr>
+                <w:rFonts w:ascii="BRH Malayalam Extra" w:hAnsi="BRH Malayalam Extra" w:cs="BRH Malayalam Extra"/>
+                <w:color w:val="000000"/>
+                <w:sz w:val="40"/>
+                <w:szCs w:val="40"/>
+              </w:rPr>
+              <w:t xml:space="preserve"> dkõx</w:t>
+            </w:r>
+            <w:r>
+              <w:rPr>
+                <w:rFonts w:ascii="BRH Malayalam Extra" w:hAnsi="BRH Malayalam Extra" w:cs="BRH Malayalam Extra"/>
+                <w:color w:val="000000"/>
+                <w:sz w:val="40"/>
+                <w:szCs w:val="40"/>
+                <w:highlight w:val="yellow"/>
+              </w:rPr>
+              <w:t>˜J</w:t>
+            </w:r>
+            <w:r>
+              <w:rPr>
+                <w:rFonts w:ascii="BRH Malayalam Extra" w:hAnsi="BRH Malayalam Extra" w:cs="BRH Malayalam Extra"/>
+                <w:color w:val="000000"/>
+                <w:sz w:val="40"/>
+                <w:szCs w:val="40"/>
+              </w:rPr>
+              <w:t xml:space="preserve"> |</w:t>
+            </w:r>
+          </w:p>
+        </w:tc>
+        <w:tc>
+          <w:tcPr>
+            <w:tcW w:w="5245" w:type="dxa"/>
+          </w:tcPr>
+          <w:p>
+            <w:pPr>
+              <w:widowControl w:val="0"/>
+              <w:autoSpaceDE w:val="0"/>
+              <w:autoSpaceDN w:val="0"/>
+              <w:adjustRightInd w:val="0"/>
+              <w:spacing w:line="252" w:lineRule="auto"/>
+              <w:ind w:right="-279"/>
+              <w:rPr>
+                <w:rFonts w:ascii="BRH Devanagari Extra" w:hAnsi="BRH Devanagari Extra" w:cs="BRH Devanagari Extra"/>
+                <w:color w:val="000000"/>
+                <w:sz w:val="40"/>
+                <w:szCs w:val="40"/>
+              </w:rPr>
+            </w:pPr>
+            <w:r>
+              <w:rPr>
+                <w:rFonts w:ascii="BRH Malayalam Extra" w:hAnsi="BRH Malayalam Extra" w:cs="BRH Malayalam Extra"/>
+                <w:color w:val="000000"/>
+                <w:sz w:val="40"/>
+                <w:szCs w:val="40"/>
+              </w:rPr>
+              <w:t>bcx—¥dx</w:t>
+            </w:r>
+            <w:r>
+              <w:rPr>
+                <w:rFonts w:ascii="BRH Malayalam Extra" w:hAnsi="BRH Malayalam Extra" w:cs="BRH Malayalam Extra"/>
+                <w:b/>
+                <w:color w:val="000000"/>
+                <w:sz w:val="32"/>
+                <w:szCs w:val="40"/>
+              </w:rPr>
+              <w:t>–</w:t>
+            </w:r>
+            <w:r>
+              <w:rPr>
+                <w:rFonts w:ascii="BRH Malayalam Extra" w:hAnsi="BRH Malayalam Extra" w:cs="BRH Malayalam Extra"/>
+                <w:color w:val="000000"/>
+                <w:sz w:val="40"/>
+                <w:szCs w:val="40"/>
+              </w:rPr>
+              <w:t xml:space="preserve"> dk</w:t>
+            </w:r>
+            <w:r>
+              <w:rPr>
+                <w:rFonts w:ascii="BRH Malayalam Extra" w:hAnsi="BRH Malayalam Extra" w:cs="BRH Malayalam Extra"/>
+                <w:color w:val="000000"/>
+                <w:sz w:val="40"/>
+                <w:szCs w:val="40"/>
+                <w:highlight w:val="green"/>
+              </w:rPr>
+              <w:t>õx˜</w:t>
+            </w:r>
+            <w:r>
+              <w:rPr>
+                <w:rFonts w:ascii="BRH Malayalam Extra" w:hAnsi="BRH Malayalam Extra" w:cs="BRH Malayalam Extra"/>
+                <w:color w:val="000000"/>
+                <w:sz w:val="40"/>
+                <w:szCs w:val="40"/>
+              </w:rPr>
+              <w:t xml:space="preserve"> | </w:t>
+            </w:r>
+            <w:r>
+              <w:rPr>
+                <w:rFonts w:cs="Arial"/>
+                <w:color w:val="000000"/>
+                <w:szCs w:val="24"/>
+              </w:rPr>
+              <w:t>(visargam removed</w:t>
+            </w:r>
+            <w:r>
+              <w:rPr>
+                <w:rFonts w:ascii="BRH Devanagari Extra" w:hAnsi="BRH Devanagari Extra" w:cs="BRH Devanagari Extra"/>
+                <w:color w:val="000000"/>
+                <w:sz w:val="28"/>
+                <w:szCs w:val="28"/>
+              </w:rPr>
+              <w:t>)</w:t>
+            </w:r>
+          </w:p>
+        </w:tc>
+      </w:tr>
+      <w:tr>
+        <w:trPr>
+          <w:trHeight w:val="1126"/>
+        </w:trPr>
+        <w:tc>
+          <w:tcPr>
+            <w:tcW w:w="3573" w:type="dxa"/>
+          </w:tcPr>
+          <w:p>
+            <w:pPr>
+              <w:widowControl w:val="0"/>
+              <w:autoSpaceDE w:val="0"/>
+              <w:autoSpaceDN w:val="0"/>
+              <w:adjustRightInd w:val="0"/>
+              <w:spacing w:before="0" w:line="240" w:lineRule="auto"/>
+              <w:rPr>
+                <w:rFonts w:cs="Arial"/>
+                <w:b/>
+                <w:sz w:val="28"/>
+                <w:szCs w:val="28"/>
+                <w:lang w:val="it-IT"/>
+              </w:rPr>
+            </w:pPr>
+            <w:r>
+              <w:rPr>
+                <w:rFonts w:cs="Arial"/>
+                <w:b/>
+                <w:sz w:val="28"/>
+                <w:szCs w:val="28"/>
+                <w:lang w:val="it-IT"/>
+              </w:rPr>
+              <w:t>TS 2.2.12.</w:t>
+            </w:r>
+            <w:r>
+              <w:rPr>
+                <w:rFonts w:cs="Arial"/>
+                <w:b/>
+                <w:sz w:val="28"/>
+                <w:szCs w:val="28"/>
+                <w:lang w:val="it-IT"/>
+              </w:rPr>
+              <w:t>7</w:t>
+            </w:r>
+            <w:r>
+              <w:rPr>
+                <w:rFonts w:cs="Arial"/>
+                <w:b/>
+                <w:sz w:val="28"/>
+                <w:szCs w:val="28"/>
+                <w:lang w:val="it-IT"/>
+              </w:rPr>
+              <w:t xml:space="preserve"> - Kramam</w:t>
+            </w:r>
+          </w:p>
+          <w:p>
+            <w:pPr>
+              <w:widowControl w:val="0"/>
+              <w:autoSpaceDE w:val="0"/>
+              <w:autoSpaceDN w:val="0"/>
+              <w:adjustRightInd w:val="0"/>
+              <w:spacing w:before="0" w:line="240" w:lineRule="auto"/>
+              <w:rPr>
+                <w:rFonts w:cs="Arial"/>
+                <w:b/>
+                <w:sz w:val="28"/>
+                <w:szCs w:val="28"/>
+                <w:lang w:val="it-IT"/>
+              </w:rPr>
+            </w:pPr>
+            <w:r>
+              <w:rPr>
+                <w:rFonts w:cs="Arial"/>
+                <w:b/>
+                <w:sz w:val="28"/>
+                <w:szCs w:val="28"/>
+                <w:lang w:val="it-IT"/>
+              </w:rPr>
+              <w:t xml:space="preserve">Krama Vaakyam No. - </w:t>
+            </w:r>
+            <w:r>
+              <w:rPr>
+                <w:rFonts w:cs="Arial"/>
+                <w:b/>
+                <w:sz w:val="28"/>
+                <w:szCs w:val="28"/>
+                <w:lang w:val="it-IT"/>
+              </w:rPr>
+              <w:t>18</w:t>
+            </w:r>
+            <w:r>
+              <w:rPr>
+                <w:rFonts w:cs="Arial"/>
+                <w:b/>
+                <w:sz w:val="28"/>
+                <w:szCs w:val="28"/>
+                <w:lang w:val="it-IT"/>
+              </w:rPr>
+              <w:br/>
+              <w:t xml:space="preserve">Panchaati No. - </w:t>
+            </w:r>
+            <w:r>
+              <w:rPr>
+                <w:rFonts w:cs="Arial"/>
+                <w:b/>
+                <w:sz w:val="28"/>
+                <w:szCs w:val="28"/>
+                <w:lang w:val="it-IT"/>
+              </w:rPr>
+              <w:t>70</w:t>
+            </w:r>
+          </w:p>
+        </w:tc>
+        <w:tc>
+          <w:tcPr>
+            <w:tcW w:w="4961" w:type="dxa"/>
+          </w:tcPr>
+          <w:p>
+            <w:pPr>
+              <w:widowControl w:val="0"/>
+              <w:autoSpaceDE w:val="0"/>
+              <w:autoSpaceDN w:val="0"/>
+              <w:adjustRightInd w:val="0"/>
+              <w:spacing w:before="0" w:line="240" w:lineRule="auto"/>
+              <w:ind w:right="-279"/>
+              <w:rPr>
+                <w:rFonts w:ascii="BRH Malayalam Extra" w:hAnsi="BRH Malayalam Extra" w:cs="BRH Malayalam Extra"/>
+                <w:color w:val="000000"/>
+                <w:sz w:val="40"/>
+                <w:szCs w:val="40"/>
+                <w:lang w:val="en-IN"/>
+              </w:rPr>
+            </w:pPr>
+            <w:r>
+              <w:rPr>
+                <w:rFonts w:ascii="BRH Malayalam Extra" w:hAnsi="BRH Malayalam Extra" w:cs="BRH Malayalam Extra"/>
+                <w:color w:val="000000"/>
+                <w:sz w:val="40"/>
+                <w:szCs w:val="40"/>
+              </w:rPr>
+              <w:t>sû</w:t>
+            </w:r>
+            <w:r>
+              <w:rPr>
+                <w:rFonts w:ascii="BRH Malayalam Extra" w:hAnsi="BRH Malayalam Extra" w:cs="BRH Malayalam Extra"/>
+                <w:b/>
+                <w:color w:val="000000"/>
+                <w:sz w:val="32"/>
+                <w:szCs w:val="40"/>
+              </w:rPr>
+              <w:t>–</w:t>
+            </w:r>
+            <w:r>
+              <w:rPr>
+                <w:rFonts w:ascii="BRH Malayalam Extra" w:hAnsi="BRH Malayalam Extra" w:cs="BRH Malayalam Extra"/>
+                <w:color w:val="000000"/>
+                <w:sz w:val="40"/>
+                <w:szCs w:val="40"/>
+              </w:rPr>
+              <w:t>cx</w:t>
+            </w:r>
+            <w:r>
+              <w:rPr>
+                <w:rFonts w:ascii="BRH Malayalam Extra" w:hAnsi="BRH Malayalam Extra" w:cs="BRH Malayalam Extra"/>
+                <w:b/>
+                <w:color w:val="000000"/>
+                <w:sz w:val="32"/>
+                <w:szCs w:val="40"/>
+              </w:rPr>
+              <w:t>–</w:t>
+            </w:r>
+            <w:r>
+              <w:rPr>
+                <w:rFonts w:ascii="BRH Malayalam Extra" w:hAnsi="BRH Malayalam Extra" w:cs="BRH Malayalam Extra"/>
+                <w:color w:val="000000"/>
+                <w:sz w:val="40"/>
+                <w:szCs w:val="40"/>
+              </w:rPr>
+              <w:t>p</w:t>
+            </w:r>
+            <w:r>
+              <w:rPr>
+                <w:rFonts w:ascii="BRH Malayalam Extra" w:hAnsi="BRH Malayalam Extra" w:cs="BRH Malayalam Extra"/>
+                <w:b/>
+                <w:color w:val="000000"/>
+                <w:sz w:val="32"/>
+                <w:szCs w:val="40"/>
+              </w:rPr>
+              <w:t>–</w:t>
+            </w:r>
+            <w:r>
+              <w:rPr>
+                <w:rFonts w:ascii="BRH Malayalam Extra" w:hAnsi="BRH Malayalam Extra" w:cs="BRH Malayalam Extra"/>
+                <w:color w:val="000000"/>
+                <w:sz w:val="40"/>
+                <w:szCs w:val="40"/>
+              </w:rPr>
+              <w:t xml:space="preserve"> CZy— sû</w:t>
+            </w:r>
+            <w:r>
+              <w:rPr>
+                <w:rFonts w:ascii="BRH Malayalam Extra" w:hAnsi="BRH Malayalam Extra" w:cs="BRH Malayalam Extra"/>
+                <w:color w:val="000000"/>
+                <w:sz w:val="40"/>
+                <w:szCs w:val="40"/>
+                <w:highlight w:val="yellow"/>
+              </w:rPr>
+              <w:t>cxpJ</w:t>
+            </w:r>
+            <w:r>
+              <w:rPr>
+                <w:rFonts w:ascii="BRH Malayalam Extra" w:hAnsi="BRH Malayalam Extra" w:cs="BRH Malayalam Extra"/>
+                <w:color w:val="000000"/>
+                <w:sz w:val="40"/>
+                <w:szCs w:val="40"/>
+              </w:rPr>
+              <w:t xml:space="preserve"> ||</w:t>
+            </w:r>
+          </w:p>
+        </w:tc>
+        <w:tc>
+          <w:tcPr>
+            <w:tcW w:w="5245" w:type="dxa"/>
+          </w:tcPr>
+          <w:p>
+            <w:pPr>
+              <w:widowControl w:val="0"/>
+              <w:autoSpaceDE w:val="0"/>
+              <w:autoSpaceDN w:val="0"/>
+              <w:adjustRightInd w:val="0"/>
+              <w:spacing w:before="0" w:line="240" w:lineRule="auto"/>
+              <w:ind w:right="-279"/>
+              <w:rPr>
+                <w:rFonts w:ascii="BRH Malayalam Extra" w:hAnsi="BRH Malayalam Extra" w:cs="BRH Malayalam Extra"/>
+                <w:color w:val="000000"/>
+                <w:sz w:val="40"/>
+                <w:szCs w:val="40"/>
+              </w:rPr>
+            </w:pPr>
+            <w:r>
+              <w:rPr>
+                <w:rFonts w:ascii="BRH Malayalam Extra" w:hAnsi="BRH Malayalam Extra" w:cs="BRH Malayalam Extra"/>
+                <w:color w:val="000000"/>
+                <w:sz w:val="40"/>
+                <w:szCs w:val="40"/>
+              </w:rPr>
+              <w:t>sû</w:t>
+            </w:r>
+            <w:r>
+              <w:rPr>
+                <w:rFonts w:ascii="BRH Malayalam Extra" w:hAnsi="BRH Malayalam Extra" w:cs="BRH Malayalam Extra"/>
+                <w:b/>
+                <w:color w:val="000000"/>
+                <w:sz w:val="32"/>
+                <w:szCs w:val="40"/>
+              </w:rPr>
+              <w:t>–</w:t>
+            </w:r>
+            <w:r>
+              <w:rPr>
+                <w:rFonts w:ascii="BRH Malayalam Extra" w:hAnsi="BRH Malayalam Extra" w:cs="BRH Malayalam Extra"/>
+                <w:color w:val="000000"/>
+                <w:sz w:val="40"/>
+                <w:szCs w:val="40"/>
+              </w:rPr>
+              <w:t>cx</w:t>
+            </w:r>
+            <w:r>
+              <w:rPr>
+                <w:rFonts w:ascii="BRH Malayalam Extra" w:hAnsi="BRH Malayalam Extra" w:cs="BRH Malayalam Extra"/>
+                <w:b/>
+                <w:color w:val="000000"/>
+                <w:sz w:val="32"/>
+                <w:szCs w:val="40"/>
+              </w:rPr>
+              <w:t>–</w:t>
+            </w:r>
+            <w:r>
+              <w:rPr>
+                <w:rFonts w:ascii="BRH Malayalam Extra" w:hAnsi="BRH Malayalam Extra" w:cs="BRH Malayalam Extra"/>
+                <w:color w:val="000000"/>
+                <w:sz w:val="40"/>
+                <w:szCs w:val="40"/>
+              </w:rPr>
+              <w:t>p</w:t>
+            </w:r>
+            <w:r>
+              <w:rPr>
+                <w:rFonts w:ascii="BRH Malayalam Extra" w:hAnsi="BRH Malayalam Extra" w:cs="BRH Malayalam Extra"/>
+                <w:b/>
+                <w:color w:val="000000"/>
+                <w:sz w:val="32"/>
+                <w:szCs w:val="40"/>
+              </w:rPr>
+              <w:t>–</w:t>
+            </w:r>
+            <w:r>
+              <w:rPr>
+                <w:rFonts w:ascii="BRH Malayalam Extra" w:hAnsi="BRH Malayalam Extra" w:cs="BRH Malayalam Extra"/>
+                <w:color w:val="000000"/>
+                <w:sz w:val="40"/>
+                <w:szCs w:val="40"/>
+              </w:rPr>
+              <w:t xml:space="preserve"> CZy— sûcx </w:t>
+            </w:r>
+            <w:r>
+              <w:rPr>
+                <w:rFonts w:ascii="BRH Malayalam Extra" w:hAnsi="BRH Malayalam Extra" w:cs="BRH Malayalam Extra"/>
+                <w:color w:val="000000"/>
+                <w:sz w:val="40"/>
+                <w:szCs w:val="40"/>
+                <w:highlight w:val="green"/>
+              </w:rPr>
+              <w:t>- p</w:t>
+            </w:r>
+            <w:r>
+              <w:rPr>
+                <w:rFonts w:ascii="BRH Malayalam Extra" w:hAnsi="BRH Malayalam Extra" w:cs="BRH Malayalam Extra"/>
+                <w:b/>
+                <w:color w:val="000000"/>
+                <w:sz w:val="32"/>
+                <w:szCs w:val="40"/>
+                <w:highlight w:val="green"/>
+              </w:rPr>
+              <w:t>–</w:t>
+            </w:r>
+            <w:r>
+              <w:rPr>
+                <w:rFonts w:ascii="BRH Malayalam Extra" w:hAnsi="BRH Malayalam Extra" w:cs="BRH Malayalam Extra"/>
+                <w:color w:val="000000"/>
+                <w:sz w:val="40"/>
+                <w:szCs w:val="40"/>
+                <w:highlight w:val="green"/>
+              </w:rPr>
+              <w:t>J</w:t>
+            </w:r>
+            <w:r>
+              <w:rPr>
+                <w:rFonts w:ascii="BRH Malayalam Extra" w:hAnsi="BRH Malayalam Extra" w:cs="BRH Malayalam Extra"/>
+                <w:color w:val="000000"/>
+                <w:sz w:val="40"/>
+                <w:szCs w:val="40"/>
+              </w:rPr>
+              <w:t xml:space="preserve"> ||</w:t>
             </w:r>
           </w:p>
         </w:tc>
@@ -3566,6 +4149,7 @@
                 <w:szCs w:val="40"/>
                 <w:lang w:val="it-IT"/>
               </w:rPr>
+              <w:lastRenderedPageBreak/>
               <w:t>bûxb—qK</w:t>
             </w:r>
             <w:r>
@@ -3639,6 +4223,7 @@
                 <w:sz w:val="40"/>
                 <w:szCs w:val="40"/>
               </w:rPr>
+              <w:lastRenderedPageBreak/>
               <w:t xml:space="preserve">jb§ bûxb—qKexmJ | </w:t>
             </w:r>
           </w:p>
@@ -3660,6 +4245,7 @@
                 <w:sz w:val="40"/>
                 <w:szCs w:val="40"/>
               </w:rPr>
+              <w:lastRenderedPageBreak/>
               <w:t>bûxb—qK</w:t>
             </w:r>
             <w:r>
@@ -3740,6 +4326,7 @@
                 <w:szCs w:val="28"/>
                 <w:lang w:val="it-IT"/>
               </w:rPr>
+              <w:lastRenderedPageBreak/>
               <w:t>TS 2.2.6.2 - Kramam</w:t>
             </w:r>
           </w:p>
@@ -4435,7 +5022,6 @@
                 <w:szCs w:val="28"/>
                 <w:lang w:val="it-IT"/>
               </w:rPr>
-              <w:lastRenderedPageBreak/>
               <w:t>TS 2.2.6.5 - Kramam</w:t>
             </w:r>
           </w:p>
@@ -5846,6 +6432,7 @@
                 <w:szCs w:val="28"/>
                 <w:lang w:val="it-IT"/>
               </w:rPr>
+              <w:lastRenderedPageBreak/>
               <w:t>TS 2.2.8.6 - Kramam</w:t>
             </w:r>
           </w:p>
@@ -6579,7 +7166,6 @@
           <w:szCs w:val="32"/>
           <w:u w:val="single"/>
         </w:rPr>
-        <w:lastRenderedPageBreak/>
         <w:t>=============</w:t>
       </w:r>
     </w:p>
@@ -7552,6 +8138,7 @@
                 <w:szCs w:val="28"/>
                 <w:lang w:val="it-IT"/>
               </w:rPr>
+              <w:lastRenderedPageBreak/>
               <w:t>TS 2.2.6.3 - Kramam</w:t>
             </w:r>
           </w:p>
@@ -8878,7 +9465,6 @@
                 <w:szCs w:val="28"/>
                 <w:lang w:val="it-IT"/>
               </w:rPr>
-              <w:lastRenderedPageBreak/>
               <w:t>TS 2.2.10.4 - Kramam</w:t>
             </w:r>
           </w:p>
@@ -9819,6 +10405,7 @@
                 <w:szCs w:val="28"/>
                 <w:lang w:val="it-IT"/>
               </w:rPr>
+              <w:lastRenderedPageBreak/>
               <w:t>TS 2.2.1.1</w:t>
             </w:r>
             <w:r>
@@ -11035,7 +11622,6 @@
                 <w:szCs w:val="28"/>
                 <w:lang w:val="it-IT"/>
               </w:rPr>
-              <w:lastRenderedPageBreak/>
               <w:t>TS 2.2.6.4</w:t>
             </w:r>
           </w:p>
@@ -12231,6 +12817,7 @@
                 <w:szCs w:val="28"/>
                 <w:lang w:val="it-IT"/>
               </w:rPr>
+              <w:lastRenderedPageBreak/>
               <w:t>TS 2.2.9.5</w:t>
             </w:r>
           </w:p>
@@ -13517,7 +14104,6 @@
                 <w:szCs w:val="28"/>
                 <w:lang w:val="it-IT"/>
               </w:rPr>
-              <w:lastRenderedPageBreak/>
               <w:t>TS 2.2.11.3</w:t>
             </w:r>
           </w:p>
@@ -14663,6 +15249,7 @@
                 <w:szCs w:val="28"/>
                 <w:lang w:val="it-IT"/>
               </w:rPr>
+              <w:lastRenderedPageBreak/>
               <w:t>TS 2.2.11.6</w:t>
             </w:r>
           </w:p>
@@ -15913,7 +16500,6 @@
                 <w:szCs w:val="28"/>
                 <w:lang w:val="it-IT"/>
               </w:rPr>
-              <w:lastRenderedPageBreak/>
               <w:t>TS 2.2.12.7</w:t>
             </w:r>
           </w:p>
@@ -16228,16 +16814,7 @@
           <w:bCs/>
           <w:sz w:val="32"/>
         </w:rPr>
-        <w:t xml:space="preserve">replaced </w:t>
-      </w:r>
-      <w:proofErr w:type="gramStart"/>
-      <w:r>
-        <w:rPr>
-          <w:b/>
-          <w:bCs/>
-          <w:sz w:val="32"/>
-        </w:rPr>
-        <w:t>with</w:t>
+        <w:t>replaced with</w:t>
       </w:r>
       <w:r>
         <w:rPr>
@@ -16257,29 +16834,7 @@
           <w:szCs w:val="40"/>
           <w:lang w:val="en-IN" w:eastAsia="en-IN"/>
         </w:rPr>
-        <w:t>"</w:t>
-      </w:r>
-      <w:proofErr w:type="gramEnd"/>
-      <w:r>
-        <w:rPr>
-          <w:rFonts w:ascii="BRH Malayalam" w:hAnsi="BRH Malayalam" w:cs="BRH Malayalam"/>
-          <w:color w:val="000000"/>
-          <w:sz w:val="40"/>
-          <w:szCs w:val="40"/>
-          <w:lang w:val="en-IN" w:eastAsia="en-IN"/>
-        </w:rPr>
-        <w:t>q§T</w:t>
-      </w:r>
-      <w:proofErr w:type="gramStart"/>
-      <w:r>
-        <w:rPr>
-          <w:rFonts w:ascii="BRH Malayalam" w:hAnsi="BRH Malayalam" w:cs="BRH Malayalam"/>
-          <w:color w:val="000000"/>
-          <w:sz w:val="40"/>
-          <w:szCs w:val="40"/>
-          <w:lang w:val="en-IN" w:eastAsia="en-IN"/>
-        </w:rPr>
-        <w:t xml:space="preserve">"  </w:t>
+        <w:t xml:space="preserve">"q§T"  </w:t>
       </w:r>
       <w:r>
         <w:rPr>
@@ -16287,16 +16842,7 @@
           <w:bCs/>
           <w:sz w:val="32"/>
         </w:rPr>
-        <w:t>wherever</w:t>
-      </w:r>
-      <w:proofErr w:type="gramEnd"/>
-      <w:r>
-        <w:rPr>
-          <w:b/>
-          <w:bCs/>
-          <w:sz w:val="32"/>
-        </w:rPr>
-        <w:t xml:space="preserve"> applicable</w:t>
+        <w:t>wherever applicable</w:t>
       </w:r>
     </w:p>
     <w:p>

--- a/TS-Kramam/TS-2.2/TS 2.2 Malayalam Krama Paatam Corrections.docx
+++ b/TS-Kramam/TS-2.2/TS 2.2 Malayalam Krama Paatam Corrections.docx
@@ -2194,6 +2194,786 @@
       </w:tr>
       <w:tr>
         <w:trPr>
+          <w:trHeight w:val="699"/>
+        </w:trPr>
+        <w:tc>
+          <w:tcPr>
+            <w:tcW w:w="3573" w:type="dxa"/>
+          </w:tcPr>
+          <w:p>
+            <w:pPr>
+              <w:widowControl w:val="0"/>
+              <w:autoSpaceDE w:val="0"/>
+              <w:autoSpaceDN w:val="0"/>
+              <w:adjustRightInd w:val="0"/>
+              <w:spacing w:before="0" w:line="240" w:lineRule="auto"/>
+              <w:rPr>
+                <w:rFonts w:cs="Arial"/>
+                <w:b/>
+                <w:sz w:val="28"/>
+                <w:szCs w:val="28"/>
+                <w:lang w:val="it-IT"/>
+              </w:rPr>
+            </w:pPr>
+          </w:p>
+          <w:p>
+            <w:pPr>
+              <w:widowControl w:val="0"/>
+              <w:autoSpaceDE w:val="0"/>
+              <w:autoSpaceDN w:val="0"/>
+              <w:adjustRightInd w:val="0"/>
+              <w:spacing w:before="0" w:line="240" w:lineRule="auto"/>
+              <w:rPr>
+                <w:rFonts w:cs="Arial"/>
+                <w:b/>
+                <w:sz w:val="28"/>
+                <w:szCs w:val="28"/>
+                <w:lang w:val="it-IT"/>
+              </w:rPr>
+            </w:pPr>
+          </w:p>
+          <w:p>
+            <w:pPr>
+              <w:widowControl w:val="0"/>
+              <w:autoSpaceDE w:val="0"/>
+              <w:autoSpaceDN w:val="0"/>
+              <w:adjustRightInd w:val="0"/>
+              <w:spacing w:before="0" w:line="240" w:lineRule="auto"/>
+              <w:rPr>
+                <w:rFonts w:cs="Arial"/>
+                <w:b/>
+                <w:sz w:val="28"/>
+                <w:szCs w:val="28"/>
+                <w:lang w:val="it-IT"/>
+              </w:rPr>
+            </w:pPr>
+          </w:p>
+          <w:p>
+            <w:pPr>
+              <w:widowControl w:val="0"/>
+              <w:autoSpaceDE w:val="0"/>
+              <w:autoSpaceDN w:val="0"/>
+              <w:adjustRightInd w:val="0"/>
+              <w:spacing w:before="0" w:line="240" w:lineRule="auto"/>
+              <w:rPr>
+                <w:rFonts w:cs="Arial"/>
+                <w:b/>
+                <w:sz w:val="28"/>
+                <w:szCs w:val="28"/>
+                <w:lang w:val="it-IT"/>
+              </w:rPr>
+            </w:pPr>
+          </w:p>
+          <w:p>
+            <w:pPr>
+              <w:widowControl w:val="0"/>
+              <w:autoSpaceDE w:val="0"/>
+              <w:autoSpaceDN w:val="0"/>
+              <w:adjustRightInd w:val="0"/>
+              <w:spacing w:before="0" w:line="240" w:lineRule="auto"/>
+              <w:rPr>
+                <w:rFonts w:cs="Arial"/>
+                <w:b/>
+                <w:sz w:val="28"/>
+                <w:szCs w:val="28"/>
+                <w:lang w:val="it-IT"/>
+              </w:rPr>
+            </w:pPr>
+          </w:p>
+          <w:p>
+            <w:pPr>
+              <w:widowControl w:val="0"/>
+              <w:autoSpaceDE w:val="0"/>
+              <w:autoSpaceDN w:val="0"/>
+              <w:adjustRightInd w:val="0"/>
+              <w:spacing w:before="0" w:line="240" w:lineRule="auto"/>
+              <w:rPr>
+                <w:rFonts w:cs="Arial"/>
+                <w:b/>
+                <w:sz w:val="28"/>
+                <w:szCs w:val="28"/>
+                <w:lang w:val="it-IT"/>
+              </w:rPr>
+            </w:pPr>
+            <w:r>
+              <w:rPr>
+                <w:rFonts w:cs="Arial"/>
+                <w:b/>
+                <w:sz w:val="28"/>
+                <w:szCs w:val="28"/>
+                <w:lang w:val="it-IT"/>
+              </w:rPr>
+              <w:lastRenderedPageBreak/>
+              <w:t>TS 2.2.</w:t>
+            </w:r>
+            <w:r>
+              <w:rPr>
+                <w:rFonts w:cs="Arial"/>
+                <w:b/>
+                <w:sz w:val="28"/>
+                <w:szCs w:val="28"/>
+                <w:lang w:val="it-IT"/>
+              </w:rPr>
+              <w:t>10.5</w:t>
+            </w:r>
+            <w:r>
+              <w:rPr>
+                <w:rFonts w:cs="Arial"/>
+                <w:b/>
+                <w:sz w:val="28"/>
+                <w:szCs w:val="28"/>
+                <w:lang w:val="it-IT"/>
+              </w:rPr>
+              <w:t xml:space="preserve"> - Kramam</w:t>
+            </w:r>
+          </w:p>
+          <w:p>
+            <w:pPr>
+              <w:widowControl w:val="0"/>
+              <w:autoSpaceDE w:val="0"/>
+              <w:autoSpaceDN w:val="0"/>
+              <w:adjustRightInd w:val="0"/>
+              <w:spacing w:before="0" w:line="240" w:lineRule="auto"/>
+              <w:rPr>
+                <w:rFonts w:cs="Arial"/>
+                <w:b/>
+                <w:sz w:val="28"/>
+                <w:szCs w:val="28"/>
+                <w:lang w:val="it-IT"/>
+              </w:rPr>
+            </w:pPr>
+            <w:r>
+              <w:rPr>
+                <w:rFonts w:cs="Arial"/>
+                <w:b/>
+                <w:sz w:val="28"/>
+                <w:szCs w:val="28"/>
+                <w:lang w:val="it-IT"/>
+              </w:rPr>
+              <w:t xml:space="preserve">Krama Vaakyam No. - </w:t>
+            </w:r>
+            <w:r>
+              <w:rPr>
+                <w:rFonts w:cs="Arial"/>
+                <w:b/>
+                <w:sz w:val="28"/>
+                <w:szCs w:val="28"/>
+                <w:lang w:val="it-IT"/>
+              </w:rPr>
+              <w:t>33</w:t>
+            </w:r>
+            <w:r>
+              <w:rPr>
+                <w:rFonts w:cs="Arial"/>
+                <w:b/>
+                <w:sz w:val="28"/>
+                <w:szCs w:val="28"/>
+                <w:lang w:val="it-IT"/>
+              </w:rPr>
+              <w:br/>
+              <w:t xml:space="preserve">Panchaati No. - </w:t>
+            </w:r>
+            <w:r>
+              <w:rPr>
+                <w:rFonts w:cs="Arial"/>
+                <w:b/>
+                <w:sz w:val="28"/>
+                <w:szCs w:val="28"/>
+                <w:lang w:val="it-IT"/>
+              </w:rPr>
+              <w:t>57</w:t>
+            </w:r>
+          </w:p>
+        </w:tc>
+        <w:tc>
+          <w:tcPr>
+            <w:tcW w:w="4961" w:type="dxa"/>
+          </w:tcPr>
+          <w:p>
+            <w:pPr>
+              <w:widowControl w:val="0"/>
+              <w:autoSpaceDE w:val="0"/>
+              <w:autoSpaceDN w:val="0"/>
+              <w:adjustRightInd w:val="0"/>
+              <w:spacing w:before="0" w:line="240" w:lineRule="auto"/>
+              <w:rPr>
+                <w:rFonts w:ascii="BRH Malayalam Extra" w:hAnsi="BRH Malayalam Extra" w:cs="BRH Malayalam Extra"/>
+                <w:color w:val="000000"/>
+                <w:sz w:val="40"/>
+                <w:szCs w:val="40"/>
+                <w:lang w:val="it-IT"/>
+              </w:rPr>
+            </w:pPr>
+          </w:p>
+          <w:p>
+            <w:pPr>
+              <w:widowControl w:val="0"/>
+              <w:autoSpaceDE w:val="0"/>
+              <w:autoSpaceDN w:val="0"/>
+              <w:adjustRightInd w:val="0"/>
+              <w:spacing w:before="0" w:line="240" w:lineRule="auto"/>
+              <w:rPr>
+                <w:rFonts w:ascii="BRH Malayalam Extra" w:hAnsi="BRH Malayalam Extra" w:cs="BRH Malayalam Extra"/>
+                <w:color w:val="000000"/>
+                <w:sz w:val="40"/>
+                <w:szCs w:val="40"/>
+                <w:lang w:val="it-IT"/>
+              </w:rPr>
+            </w:pPr>
+          </w:p>
+          <w:p>
+            <w:pPr>
+              <w:widowControl w:val="0"/>
+              <w:autoSpaceDE w:val="0"/>
+              <w:autoSpaceDN w:val="0"/>
+              <w:adjustRightInd w:val="0"/>
+              <w:spacing w:before="0" w:line="240" w:lineRule="auto"/>
+              <w:rPr>
+                <w:rFonts w:ascii="BRH Malayalam Extra" w:hAnsi="BRH Malayalam Extra" w:cs="BRH Malayalam Extra"/>
+                <w:color w:val="000000"/>
+                <w:sz w:val="40"/>
+                <w:szCs w:val="40"/>
+                <w:lang w:val="it-IT"/>
+              </w:rPr>
+            </w:pPr>
+            <w:r>
+              <w:rPr>
+                <w:rFonts w:ascii="BRH Malayalam Extra" w:hAnsi="BRH Malayalam Extra" w:cs="BRH Malayalam Extra"/>
+                <w:color w:val="000000"/>
+                <w:sz w:val="40"/>
+                <w:szCs w:val="40"/>
+                <w:lang w:val="it-IT"/>
+              </w:rPr>
+              <w:lastRenderedPageBreak/>
+              <w:t>¥sx</w:t>
+            </w:r>
+            <w:r>
+              <w:rPr>
+                <w:rFonts w:ascii="BRH Malayalam Extra" w:hAnsi="BRH Malayalam Extra" w:cs="BRH Malayalam Extra"/>
+                <w:b/>
+                <w:color w:val="000000"/>
+                <w:sz w:val="32"/>
+                <w:szCs w:val="40"/>
+                <w:lang w:val="it-IT"/>
+              </w:rPr>
+              <w:t>–</w:t>
+            </w:r>
+            <w:r>
+              <w:rPr>
+                <w:rFonts w:ascii="BRH Malayalam Extra" w:hAnsi="BRH Malayalam Extra" w:cs="BRH Malayalam Extra"/>
+                <w:color w:val="000000"/>
+                <w:sz w:val="40"/>
+                <w:szCs w:val="40"/>
+                <w:lang w:val="it-IT"/>
+              </w:rPr>
+              <w:t>ix</w:t>
+            </w:r>
+            <w:r>
+              <w:rPr>
+                <w:rFonts w:ascii="BRH Malayalam Extra" w:hAnsi="BRH Malayalam Extra" w:cs="BRH Malayalam Extra"/>
+                <w:b/>
+                <w:color w:val="000000"/>
+                <w:sz w:val="32"/>
+                <w:szCs w:val="40"/>
+                <w:lang w:val="it-IT"/>
+              </w:rPr>
+              <w:t>–</w:t>
+            </w:r>
+            <w:r>
+              <w:rPr>
+                <w:rFonts w:ascii="BRH Malayalam Extra" w:hAnsi="BRH Malayalam Extra" w:cs="BRH Malayalam Extra"/>
+                <w:color w:val="000000"/>
+                <w:sz w:val="40"/>
+                <w:szCs w:val="40"/>
+                <w:lang w:val="it-IT"/>
+              </w:rPr>
+              <w:t>k¦</w:t>
+            </w:r>
+            <w:r>
+              <w:rPr>
+                <w:rFonts w:ascii="BRH Malayalam Extra" w:hAnsi="BRH Malayalam Extra" w:cs="BRH Malayalam Extra"/>
+                <w:b/>
+                <w:color w:val="000000"/>
+                <w:sz w:val="32"/>
+                <w:szCs w:val="40"/>
+                <w:lang w:val="it-IT"/>
+              </w:rPr>
+              <w:t>–</w:t>
+            </w:r>
+            <w:r>
+              <w:rPr>
+                <w:rFonts w:ascii="BRH Malayalam Extra" w:hAnsi="BRH Malayalam Extra" w:cs="BRH Malayalam Extra"/>
+                <w:color w:val="000000"/>
+                <w:sz w:val="40"/>
+                <w:szCs w:val="40"/>
+                <w:lang w:val="it-IT"/>
+              </w:rPr>
+              <w:t>öbI P</w:t>
+            </w:r>
+            <w:r>
+              <w:rPr>
+                <w:rFonts w:ascii="BRH Malayalam Extra" w:hAnsi="BRH Malayalam Extra" w:cs="BRH Malayalam Extra"/>
+                <w:b/>
+                <w:color w:val="000000"/>
+                <w:sz w:val="32"/>
+                <w:szCs w:val="40"/>
+                <w:lang w:val="it-IT"/>
+              </w:rPr>
+              <w:t>–</w:t>
+            </w:r>
+            <w:r>
+              <w:rPr>
+                <w:rFonts w:ascii="BRH Malayalam Extra" w:hAnsi="BRH Malayalam Extra" w:cs="BRH Malayalam Extra"/>
+                <w:color w:val="000000"/>
+                <w:sz w:val="40"/>
+                <w:szCs w:val="40"/>
+                <w:lang w:val="it-IT"/>
+              </w:rPr>
+              <w:t xml:space="preserve">k¡I | </w:t>
+            </w:r>
+          </w:p>
+          <w:p>
+            <w:pPr>
+              <w:widowControl w:val="0"/>
+              <w:autoSpaceDE w:val="0"/>
+              <w:autoSpaceDN w:val="0"/>
+              <w:adjustRightInd w:val="0"/>
+              <w:spacing w:before="0" w:line="240" w:lineRule="auto"/>
+              <w:ind w:right="-279"/>
+              <w:rPr>
+                <w:rFonts w:ascii="BRH Malayalam Extra" w:hAnsi="BRH Malayalam Extra" w:cs="BRH Malayalam Extra"/>
+                <w:color w:val="000000"/>
+                <w:sz w:val="40"/>
+                <w:szCs w:val="40"/>
+                <w:lang w:val="it-IT"/>
+              </w:rPr>
+            </w:pPr>
+            <w:r>
+              <w:rPr>
+                <w:rFonts w:ascii="BRH Malayalam Extra" w:hAnsi="BRH Malayalam Extra" w:cs="BRH Malayalam Extra"/>
+                <w:color w:val="000000"/>
+                <w:sz w:val="40"/>
+                <w:szCs w:val="40"/>
+                <w:lang w:val="it-IT"/>
+              </w:rPr>
+              <w:t>¥sx</w:t>
+            </w:r>
+            <w:r>
+              <w:rPr>
+                <w:rFonts w:ascii="BRH Malayalam Extra" w:hAnsi="BRH Malayalam Extra" w:cs="BRH Malayalam Extra"/>
+                <w:b/>
+                <w:color w:val="000000"/>
+                <w:sz w:val="32"/>
+                <w:szCs w:val="40"/>
+                <w:highlight w:val="yellow"/>
+                <w:lang w:val="it-IT"/>
+              </w:rPr>
+              <w:t>–</w:t>
+            </w:r>
+            <w:r>
+              <w:rPr>
+                <w:rFonts w:ascii="BRH Malayalam Extra" w:hAnsi="BRH Malayalam Extra" w:cs="BRH Malayalam Extra"/>
+                <w:color w:val="000000"/>
+                <w:sz w:val="40"/>
+                <w:szCs w:val="40"/>
+                <w:highlight w:val="yellow"/>
+                <w:lang w:val="it-IT"/>
+              </w:rPr>
+              <w:t>i</w:t>
+            </w:r>
+            <w:r>
+              <w:rPr>
+                <w:rFonts w:ascii="BRH Malayalam Extra" w:hAnsi="BRH Malayalam Extra" w:cs="BRH Malayalam Extra"/>
+                <w:b/>
+                <w:color w:val="000000"/>
+                <w:sz w:val="32"/>
+                <w:szCs w:val="40"/>
+                <w:lang w:val="it-IT"/>
+              </w:rPr>
+              <w:t>–</w:t>
+            </w:r>
+            <w:r>
+              <w:rPr>
+                <w:rFonts w:ascii="BRH Malayalam Extra" w:hAnsi="BRH Malayalam Extra" w:cs="BRH Malayalam Extra"/>
+                <w:color w:val="000000"/>
+                <w:sz w:val="40"/>
+                <w:szCs w:val="40"/>
+                <w:lang w:val="it-IT"/>
+              </w:rPr>
+              <w:t>k¦</w:t>
+            </w:r>
+            <w:r>
+              <w:rPr>
+                <w:rFonts w:ascii="BRH Malayalam Extra" w:hAnsi="BRH Malayalam Extra" w:cs="BRH Malayalam Extra"/>
+                <w:b/>
+                <w:color w:val="000000"/>
+                <w:sz w:val="32"/>
+                <w:szCs w:val="40"/>
+                <w:lang w:val="it-IT"/>
+              </w:rPr>
+              <w:t>–</w:t>
+            </w:r>
+            <w:r>
+              <w:rPr>
+                <w:rFonts w:ascii="BRH Malayalam Extra" w:hAnsi="BRH Malayalam Extra" w:cs="BRH Malayalam Extra"/>
+                <w:color w:val="000000"/>
+                <w:sz w:val="40"/>
+                <w:szCs w:val="40"/>
+                <w:lang w:val="it-IT"/>
+              </w:rPr>
+              <w:t xml:space="preserve">öbiyZy— </w:t>
+            </w:r>
+          </w:p>
+          <w:p>
+            <w:pPr>
+              <w:widowControl w:val="0"/>
+              <w:autoSpaceDE w:val="0"/>
+              <w:autoSpaceDN w:val="0"/>
+              <w:adjustRightInd w:val="0"/>
+              <w:spacing w:before="0" w:line="240" w:lineRule="auto"/>
+              <w:ind w:right="-279"/>
+              <w:rPr>
+                <w:rFonts w:ascii="BRH Malayalam Extra" w:hAnsi="BRH Malayalam Extra" w:cs="BRH Malayalam Extra"/>
+                <w:color w:val="000000"/>
+                <w:sz w:val="40"/>
+                <w:szCs w:val="40"/>
+                <w:lang w:val="it-IT"/>
+              </w:rPr>
+            </w:pPr>
+            <w:r>
+              <w:rPr>
+                <w:rFonts w:ascii="BRH Malayalam Extra" w:hAnsi="BRH Malayalam Extra" w:cs="BRH Malayalam Extra"/>
+                <w:color w:val="000000"/>
+                <w:sz w:val="40"/>
+                <w:szCs w:val="40"/>
+                <w:lang w:val="it-IT"/>
+              </w:rPr>
+              <w:t>¥sxix - k¦</w:t>
+            </w:r>
+            <w:r>
+              <w:rPr>
+                <w:rFonts w:ascii="BRH Malayalam Extra" w:hAnsi="BRH Malayalam Extra" w:cs="BRH Malayalam Extra"/>
+                <w:b/>
+                <w:color w:val="000000"/>
+                <w:sz w:val="32"/>
+                <w:szCs w:val="40"/>
+                <w:lang w:val="it-IT"/>
+              </w:rPr>
+              <w:t>–</w:t>
+            </w:r>
+            <w:r>
+              <w:rPr>
+                <w:rFonts w:ascii="BRH Malayalam Extra" w:hAnsi="BRH Malayalam Extra" w:cs="BRH Malayalam Extra"/>
+                <w:color w:val="000000"/>
+                <w:sz w:val="40"/>
+                <w:szCs w:val="40"/>
+                <w:lang w:val="it-IT"/>
+              </w:rPr>
+              <w:t>öbI |</w:t>
+            </w:r>
+          </w:p>
+        </w:tc>
+        <w:tc>
+          <w:tcPr>
+            <w:tcW w:w="5245" w:type="dxa"/>
+          </w:tcPr>
+          <w:p>
+            <w:pPr>
+              <w:widowControl w:val="0"/>
+              <w:autoSpaceDE w:val="0"/>
+              <w:autoSpaceDN w:val="0"/>
+              <w:adjustRightInd w:val="0"/>
+              <w:spacing w:before="0" w:line="240" w:lineRule="auto"/>
+              <w:rPr>
+                <w:rFonts w:ascii="BRH Malayalam Extra" w:hAnsi="BRH Malayalam Extra" w:cs="BRH Malayalam Extra"/>
+                <w:color w:val="000000"/>
+                <w:sz w:val="40"/>
+                <w:szCs w:val="40"/>
+                <w:lang w:val="it-IT"/>
+              </w:rPr>
+            </w:pPr>
+          </w:p>
+          <w:p>
+            <w:pPr>
+              <w:widowControl w:val="0"/>
+              <w:autoSpaceDE w:val="0"/>
+              <w:autoSpaceDN w:val="0"/>
+              <w:adjustRightInd w:val="0"/>
+              <w:spacing w:before="0" w:line="240" w:lineRule="auto"/>
+              <w:rPr>
+                <w:rFonts w:ascii="BRH Malayalam Extra" w:hAnsi="BRH Malayalam Extra" w:cs="BRH Malayalam Extra"/>
+                <w:color w:val="000000"/>
+                <w:sz w:val="40"/>
+                <w:szCs w:val="40"/>
+                <w:lang w:val="it-IT"/>
+              </w:rPr>
+            </w:pPr>
+          </w:p>
+          <w:p>
+            <w:pPr>
+              <w:widowControl w:val="0"/>
+              <w:autoSpaceDE w:val="0"/>
+              <w:autoSpaceDN w:val="0"/>
+              <w:adjustRightInd w:val="0"/>
+              <w:spacing w:before="0" w:line="240" w:lineRule="auto"/>
+              <w:rPr>
+                <w:rFonts w:ascii="BRH Malayalam Extra" w:hAnsi="BRH Malayalam Extra" w:cs="BRH Malayalam Extra"/>
+                <w:color w:val="000000"/>
+                <w:sz w:val="40"/>
+                <w:szCs w:val="40"/>
+                <w:lang w:val="it-IT"/>
+              </w:rPr>
+            </w:pPr>
+            <w:r>
+              <w:rPr>
+                <w:rFonts w:ascii="BRH Malayalam Extra" w:hAnsi="BRH Malayalam Extra" w:cs="BRH Malayalam Extra"/>
+                <w:color w:val="000000"/>
+                <w:sz w:val="40"/>
+                <w:szCs w:val="40"/>
+                <w:lang w:val="it-IT"/>
+              </w:rPr>
+              <w:lastRenderedPageBreak/>
+              <w:t>¥sx</w:t>
+            </w:r>
+            <w:r>
+              <w:rPr>
+                <w:rFonts w:ascii="BRH Malayalam Extra" w:hAnsi="BRH Malayalam Extra" w:cs="BRH Malayalam Extra"/>
+                <w:b/>
+                <w:color w:val="000000"/>
+                <w:sz w:val="32"/>
+                <w:szCs w:val="40"/>
+                <w:lang w:val="it-IT"/>
+              </w:rPr>
+              <w:t>–</w:t>
+            </w:r>
+            <w:r>
+              <w:rPr>
+                <w:rFonts w:ascii="BRH Malayalam Extra" w:hAnsi="BRH Malayalam Extra" w:cs="BRH Malayalam Extra"/>
+                <w:color w:val="000000"/>
+                <w:sz w:val="40"/>
+                <w:szCs w:val="40"/>
+                <w:lang w:val="it-IT"/>
+              </w:rPr>
+              <w:t>ix</w:t>
+            </w:r>
+            <w:r>
+              <w:rPr>
+                <w:rFonts w:ascii="BRH Malayalam Extra" w:hAnsi="BRH Malayalam Extra" w:cs="BRH Malayalam Extra"/>
+                <w:b/>
+                <w:color w:val="000000"/>
+                <w:sz w:val="32"/>
+                <w:szCs w:val="40"/>
+                <w:lang w:val="it-IT"/>
+              </w:rPr>
+              <w:t>–</w:t>
+            </w:r>
+            <w:r>
+              <w:rPr>
+                <w:rFonts w:ascii="BRH Malayalam Extra" w:hAnsi="BRH Malayalam Extra" w:cs="BRH Malayalam Extra"/>
+                <w:color w:val="000000"/>
+                <w:sz w:val="40"/>
+                <w:szCs w:val="40"/>
+                <w:lang w:val="it-IT"/>
+              </w:rPr>
+              <w:t>k¦</w:t>
+            </w:r>
+            <w:r>
+              <w:rPr>
+                <w:rFonts w:ascii="BRH Malayalam Extra" w:hAnsi="BRH Malayalam Extra" w:cs="BRH Malayalam Extra"/>
+                <w:b/>
+                <w:color w:val="000000"/>
+                <w:sz w:val="32"/>
+                <w:szCs w:val="40"/>
+                <w:lang w:val="it-IT"/>
+              </w:rPr>
+              <w:t>–</w:t>
+            </w:r>
+            <w:r>
+              <w:rPr>
+                <w:rFonts w:ascii="BRH Malayalam Extra" w:hAnsi="BRH Malayalam Extra" w:cs="BRH Malayalam Extra"/>
+                <w:color w:val="000000"/>
+                <w:sz w:val="40"/>
+                <w:szCs w:val="40"/>
+                <w:lang w:val="it-IT"/>
+              </w:rPr>
+              <w:t>öbI P</w:t>
+            </w:r>
+            <w:r>
+              <w:rPr>
+                <w:rFonts w:ascii="BRH Malayalam Extra" w:hAnsi="BRH Malayalam Extra" w:cs="BRH Malayalam Extra"/>
+                <w:b/>
+                <w:color w:val="000000"/>
+                <w:sz w:val="32"/>
+                <w:szCs w:val="40"/>
+                <w:lang w:val="it-IT"/>
+              </w:rPr>
+              <w:t>–</w:t>
+            </w:r>
+            <w:r>
+              <w:rPr>
+                <w:rFonts w:ascii="BRH Malayalam Extra" w:hAnsi="BRH Malayalam Extra" w:cs="BRH Malayalam Extra"/>
+                <w:color w:val="000000"/>
+                <w:sz w:val="40"/>
+                <w:szCs w:val="40"/>
+                <w:lang w:val="it-IT"/>
+              </w:rPr>
+              <w:t xml:space="preserve">k¡I | </w:t>
+            </w:r>
+          </w:p>
+          <w:p>
+            <w:pPr>
+              <w:widowControl w:val="0"/>
+              <w:autoSpaceDE w:val="0"/>
+              <w:autoSpaceDN w:val="0"/>
+              <w:adjustRightInd w:val="0"/>
+              <w:spacing w:before="0" w:line="240" w:lineRule="auto"/>
+              <w:ind w:right="-279"/>
+              <w:rPr>
+                <w:rFonts w:ascii="BRH Malayalam Extra" w:hAnsi="BRH Malayalam Extra" w:cs="BRH Malayalam Extra"/>
+                <w:color w:val="000000"/>
+                <w:sz w:val="40"/>
+                <w:szCs w:val="40"/>
+                <w:lang w:val="it-IT"/>
+              </w:rPr>
+            </w:pPr>
+            <w:r>
+              <w:rPr>
+                <w:rFonts w:ascii="BRH Malayalam Extra" w:hAnsi="BRH Malayalam Extra" w:cs="BRH Malayalam Extra"/>
+                <w:color w:val="000000"/>
+                <w:sz w:val="40"/>
+                <w:szCs w:val="40"/>
+                <w:lang w:val="it-IT"/>
+              </w:rPr>
+              <w:t>¥sx</w:t>
+            </w:r>
+            <w:r>
+              <w:rPr>
+                <w:rFonts w:ascii="BRH Malayalam Extra" w:hAnsi="BRH Malayalam Extra" w:cs="BRH Malayalam Extra"/>
+                <w:b/>
+                <w:color w:val="000000"/>
+                <w:sz w:val="32"/>
+                <w:szCs w:val="40"/>
+                <w:lang w:val="it-IT"/>
+              </w:rPr>
+              <w:t>–</w:t>
+            </w:r>
+            <w:r>
+              <w:rPr>
+                <w:rFonts w:ascii="BRH Malayalam Extra" w:hAnsi="BRH Malayalam Extra" w:cs="BRH Malayalam Extra"/>
+                <w:color w:val="000000"/>
+                <w:sz w:val="40"/>
+                <w:szCs w:val="40"/>
+                <w:lang w:val="it-IT"/>
+              </w:rPr>
+              <w:t>i</w:t>
+            </w:r>
+            <w:r>
+              <w:rPr>
+                <w:rFonts w:ascii="BRH Malayalam Extra" w:hAnsi="BRH Malayalam Extra" w:cs="BRH Malayalam Extra"/>
+                <w:b/>
+                <w:color w:val="000000"/>
+                <w:sz w:val="32"/>
+                <w:szCs w:val="40"/>
+                <w:highlight w:val="green"/>
+                <w:lang w:val="it-IT"/>
+              </w:rPr>
+              <w:t>–</w:t>
+            </w:r>
+            <w:r>
+              <w:rPr>
+                <w:rFonts w:ascii="BRH Malayalam Extra" w:hAnsi="BRH Malayalam Extra" w:cs="BRH Malayalam Extra"/>
+                <w:color w:val="000000"/>
+                <w:sz w:val="40"/>
+                <w:szCs w:val="40"/>
+                <w:highlight w:val="green"/>
+                <w:lang w:val="it-IT"/>
+              </w:rPr>
+              <w:t>x</w:t>
+            </w:r>
+            <w:r>
+              <w:rPr>
+                <w:rFonts w:ascii="BRH Malayalam Extra" w:hAnsi="BRH Malayalam Extra" w:cs="BRH Malayalam Extra"/>
+                <w:color w:val="000000"/>
+                <w:sz w:val="40"/>
+                <w:szCs w:val="40"/>
+                <w:lang w:val="it-IT"/>
+              </w:rPr>
+              <w:t>k¦</w:t>
+            </w:r>
+            <w:r>
+              <w:rPr>
+                <w:rFonts w:ascii="BRH Malayalam Extra" w:hAnsi="BRH Malayalam Extra" w:cs="BRH Malayalam Extra"/>
+                <w:b/>
+                <w:color w:val="000000"/>
+                <w:sz w:val="32"/>
+                <w:szCs w:val="40"/>
+                <w:lang w:val="it-IT"/>
+              </w:rPr>
+              <w:t>–</w:t>
+            </w:r>
+            <w:r>
+              <w:rPr>
+                <w:rFonts w:ascii="BRH Malayalam Extra" w:hAnsi="BRH Malayalam Extra" w:cs="BRH Malayalam Extra"/>
+                <w:color w:val="000000"/>
+                <w:sz w:val="40"/>
+                <w:szCs w:val="40"/>
+                <w:lang w:val="it-IT"/>
+              </w:rPr>
+              <w:t xml:space="preserve">öbiyZy— </w:t>
+            </w:r>
+          </w:p>
+          <w:p>
+            <w:pPr>
+              <w:widowControl w:val="0"/>
+              <w:autoSpaceDE w:val="0"/>
+              <w:autoSpaceDN w:val="0"/>
+              <w:adjustRightInd w:val="0"/>
+              <w:spacing w:before="0" w:line="240" w:lineRule="auto"/>
+              <w:ind w:right="-279"/>
+              <w:rPr>
+                <w:rFonts w:ascii="BRH Malayalam Extra" w:hAnsi="BRH Malayalam Extra" w:cs="BRH Malayalam Extra"/>
+                <w:color w:val="000000"/>
+                <w:sz w:val="40"/>
+                <w:szCs w:val="40"/>
+                <w:lang w:val="it-IT"/>
+              </w:rPr>
+            </w:pPr>
+            <w:r>
+              <w:rPr>
+                <w:rFonts w:ascii="BRH Malayalam Extra" w:hAnsi="BRH Malayalam Extra" w:cs="BRH Malayalam Extra"/>
+                <w:color w:val="000000"/>
+                <w:sz w:val="40"/>
+                <w:szCs w:val="40"/>
+                <w:lang w:val="it-IT"/>
+              </w:rPr>
+              <w:t>¥sxix - k¦</w:t>
+            </w:r>
+            <w:r>
+              <w:rPr>
+                <w:rFonts w:ascii="BRH Malayalam Extra" w:hAnsi="BRH Malayalam Extra" w:cs="BRH Malayalam Extra"/>
+                <w:b/>
+                <w:color w:val="000000"/>
+                <w:sz w:val="32"/>
+                <w:szCs w:val="40"/>
+                <w:lang w:val="it-IT"/>
+              </w:rPr>
+              <w:t>–</w:t>
+            </w:r>
+            <w:r>
+              <w:rPr>
+                <w:rFonts w:ascii="BRH Malayalam Extra" w:hAnsi="BRH Malayalam Extra" w:cs="BRH Malayalam Extra"/>
+                <w:color w:val="000000"/>
+                <w:sz w:val="40"/>
+                <w:szCs w:val="40"/>
+                <w:lang w:val="it-IT"/>
+              </w:rPr>
+              <w:t>öbI |</w:t>
+            </w:r>
+          </w:p>
+        </w:tc>
+      </w:tr>
+      <w:tr>
+        <w:trPr>
           <w:trHeight w:val="1126"/>
         </w:trPr>
         <w:tc>
@@ -2223,6 +3003,7 @@
                 <w:szCs w:val="28"/>
                 <w:lang w:val="it-IT"/>
               </w:rPr>
+              <w:lastRenderedPageBreak/>
               <w:t>TS 2.2.12.1 - Kramam</w:t>
             </w:r>
           </w:p>
@@ -2514,7 +3295,6 @@
                 <w:szCs w:val="28"/>
                 <w:lang w:val="it-IT"/>
               </w:rPr>
-              <w:lastRenderedPageBreak/>
               <w:t>TS 2.2.12.1 - Kramam</w:t>
             </w:r>
           </w:p>
@@ -2850,15 +3630,16 @@
                 <w:color w:val="000000"/>
                 <w:sz w:val="40"/>
                 <w:szCs w:val="40"/>
-                <w:lang w:val="en-IN"/>
-              </w:rPr>
-            </w:pPr>
-            <w:r>
-              <w:rPr>
-                <w:rFonts w:ascii="BRH Malayalam Extra" w:hAnsi="BRH Malayalam Extra" w:cs="BRH Malayalam Extra"/>
-                <w:color w:val="000000"/>
-                <w:sz w:val="40"/>
-                <w:szCs w:val="40"/>
+                <w:lang w:val="it-IT"/>
+              </w:rPr>
+            </w:pPr>
+            <w:r>
+              <w:rPr>
+                <w:rFonts w:ascii="BRH Malayalam Extra" w:hAnsi="BRH Malayalam Extra" w:cs="BRH Malayalam Extra"/>
+                <w:color w:val="000000"/>
+                <w:sz w:val="40"/>
+                <w:szCs w:val="40"/>
+                <w:lang w:val="it-IT"/>
               </w:rPr>
               <w:t>sû</w:t>
             </w:r>
@@ -2869,15 +3650,17 @@
                 <w:color w:val="000000"/>
                 <w:sz w:val="32"/>
                 <w:szCs w:val="40"/>
-              </w:rPr>
-              <w:t>–</w:t>
-            </w:r>
-            <w:r>
-              <w:rPr>
-                <w:rFonts w:ascii="BRH Malayalam Extra" w:hAnsi="BRH Malayalam Extra" w:cs="BRH Malayalam Extra"/>
-                <w:color w:val="000000"/>
-                <w:sz w:val="40"/>
-                <w:szCs w:val="40"/>
+                <w:lang w:val="it-IT"/>
+              </w:rPr>
+              <w:t>–</w:t>
+            </w:r>
+            <w:r>
+              <w:rPr>
+                <w:rFonts w:ascii="BRH Malayalam Extra" w:hAnsi="BRH Malayalam Extra" w:cs="BRH Malayalam Extra"/>
+                <w:color w:val="000000"/>
+                <w:sz w:val="40"/>
+                <w:szCs w:val="40"/>
+                <w:lang w:val="it-IT"/>
               </w:rPr>
               <w:t>cx</w:t>
             </w:r>
@@ -2888,15 +3671,17 @@
                 <w:color w:val="000000"/>
                 <w:sz w:val="32"/>
                 <w:szCs w:val="40"/>
-              </w:rPr>
-              <w:t>–</w:t>
-            </w:r>
-            <w:r>
-              <w:rPr>
-                <w:rFonts w:ascii="BRH Malayalam Extra" w:hAnsi="BRH Malayalam Extra" w:cs="BRH Malayalam Extra"/>
-                <w:color w:val="000000"/>
-                <w:sz w:val="40"/>
-                <w:szCs w:val="40"/>
+                <w:lang w:val="it-IT"/>
+              </w:rPr>
+              <w:t>–</w:t>
+            </w:r>
+            <w:r>
+              <w:rPr>
+                <w:rFonts w:ascii="BRH Malayalam Extra" w:hAnsi="BRH Malayalam Extra" w:cs="BRH Malayalam Extra"/>
+                <w:color w:val="000000"/>
+                <w:sz w:val="40"/>
+                <w:szCs w:val="40"/>
+                <w:lang w:val="it-IT"/>
               </w:rPr>
               <w:t>p</w:t>
             </w:r>
@@ -2907,15 +3692,17 @@
                 <w:color w:val="000000"/>
                 <w:sz w:val="32"/>
                 <w:szCs w:val="40"/>
-              </w:rPr>
-              <w:t>–</w:t>
-            </w:r>
-            <w:r>
-              <w:rPr>
-                <w:rFonts w:ascii="BRH Malayalam Extra" w:hAnsi="BRH Malayalam Extra" w:cs="BRH Malayalam Extra"/>
-                <w:color w:val="000000"/>
-                <w:sz w:val="40"/>
-                <w:szCs w:val="40"/>
+                <w:lang w:val="it-IT"/>
+              </w:rPr>
+              <w:t>–</w:t>
+            </w:r>
+            <w:r>
+              <w:rPr>
+                <w:rFonts w:ascii="BRH Malayalam Extra" w:hAnsi="BRH Malayalam Extra" w:cs="BRH Malayalam Extra"/>
+                <w:color w:val="000000"/>
+                <w:sz w:val="40"/>
+                <w:szCs w:val="40"/>
+                <w:lang w:val="it-IT"/>
               </w:rPr>
               <w:t xml:space="preserve"> CZy— sû</w:t>
             </w:r>
@@ -2926,6 +3713,7 @@
                 <w:sz w:val="40"/>
                 <w:szCs w:val="40"/>
                 <w:highlight w:val="yellow"/>
+                <w:lang w:val="it-IT"/>
               </w:rPr>
               <w:t>cxpJ</w:t>
             </w:r>
@@ -2935,6 +3723,7 @@
                 <w:color w:val="000000"/>
                 <w:sz w:val="40"/>
                 <w:szCs w:val="40"/>
+                <w:lang w:val="it-IT"/>
               </w:rPr>
               <w:t xml:space="preserve"> ||</w:t>
             </w:r>
@@ -2957,14 +3746,16 @@
                 <w:color w:val="000000"/>
                 <w:sz w:val="40"/>
                 <w:szCs w:val="40"/>
-              </w:rPr>
-            </w:pPr>
-            <w:r>
-              <w:rPr>
-                <w:rFonts w:ascii="BRH Malayalam Extra" w:hAnsi="BRH Malayalam Extra" w:cs="BRH Malayalam Extra"/>
-                <w:color w:val="000000"/>
-                <w:sz w:val="40"/>
-                <w:szCs w:val="40"/>
+                <w:lang w:val="it-IT"/>
+              </w:rPr>
+            </w:pPr>
+            <w:r>
+              <w:rPr>
+                <w:rFonts w:ascii="BRH Malayalam Extra" w:hAnsi="BRH Malayalam Extra" w:cs="BRH Malayalam Extra"/>
+                <w:color w:val="000000"/>
+                <w:sz w:val="40"/>
+                <w:szCs w:val="40"/>
+                <w:lang w:val="it-IT"/>
               </w:rPr>
               <w:t>sû</w:t>
             </w:r>
@@ -2975,15 +3766,17 @@
                 <w:color w:val="000000"/>
                 <w:sz w:val="32"/>
                 <w:szCs w:val="40"/>
-              </w:rPr>
-              <w:t>–</w:t>
-            </w:r>
-            <w:r>
-              <w:rPr>
-                <w:rFonts w:ascii="BRH Malayalam Extra" w:hAnsi="BRH Malayalam Extra" w:cs="BRH Malayalam Extra"/>
-                <w:color w:val="000000"/>
-                <w:sz w:val="40"/>
-                <w:szCs w:val="40"/>
+                <w:lang w:val="it-IT"/>
+              </w:rPr>
+              <w:t>–</w:t>
+            </w:r>
+            <w:r>
+              <w:rPr>
+                <w:rFonts w:ascii="BRH Malayalam Extra" w:hAnsi="BRH Malayalam Extra" w:cs="BRH Malayalam Extra"/>
+                <w:color w:val="000000"/>
+                <w:sz w:val="40"/>
+                <w:szCs w:val="40"/>
+                <w:lang w:val="it-IT"/>
               </w:rPr>
               <w:t>cx</w:t>
             </w:r>
@@ -2994,15 +3787,17 @@
                 <w:color w:val="000000"/>
                 <w:sz w:val="32"/>
                 <w:szCs w:val="40"/>
-              </w:rPr>
-              <w:t>–</w:t>
-            </w:r>
-            <w:r>
-              <w:rPr>
-                <w:rFonts w:ascii="BRH Malayalam Extra" w:hAnsi="BRH Malayalam Extra" w:cs="BRH Malayalam Extra"/>
-                <w:color w:val="000000"/>
-                <w:sz w:val="40"/>
-                <w:szCs w:val="40"/>
+                <w:lang w:val="it-IT"/>
+              </w:rPr>
+              <w:t>–</w:t>
+            </w:r>
+            <w:r>
+              <w:rPr>
+                <w:rFonts w:ascii="BRH Malayalam Extra" w:hAnsi="BRH Malayalam Extra" w:cs="BRH Malayalam Extra"/>
+                <w:color w:val="000000"/>
+                <w:sz w:val="40"/>
+                <w:szCs w:val="40"/>
+                <w:lang w:val="it-IT"/>
               </w:rPr>
               <w:t>p</w:t>
             </w:r>
@@ -3013,15 +3808,17 @@
                 <w:color w:val="000000"/>
                 <w:sz w:val="32"/>
                 <w:szCs w:val="40"/>
-              </w:rPr>
-              <w:t>–</w:t>
-            </w:r>
-            <w:r>
-              <w:rPr>
-                <w:rFonts w:ascii="BRH Malayalam Extra" w:hAnsi="BRH Malayalam Extra" w:cs="BRH Malayalam Extra"/>
-                <w:color w:val="000000"/>
-                <w:sz w:val="40"/>
-                <w:szCs w:val="40"/>
+                <w:lang w:val="it-IT"/>
+              </w:rPr>
+              <w:t>–</w:t>
+            </w:r>
+            <w:r>
+              <w:rPr>
+                <w:rFonts w:ascii="BRH Malayalam Extra" w:hAnsi="BRH Malayalam Extra" w:cs="BRH Malayalam Extra"/>
+                <w:color w:val="000000"/>
+                <w:sz w:val="40"/>
+                <w:szCs w:val="40"/>
+                <w:lang w:val="it-IT"/>
               </w:rPr>
               <w:t xml:space="preserve"> CZy— sûcx </w:t>
             </w:r>
@@ -3032,6 +3829,7 @@
                 <w:sz w:val="40"/>
                 <w:szCs w:val="40"/>
                 <w:highlight w:val="green"/>
+                <w:lang w:val="it-IT"/>
               </w:rPr>
               <w:t>- p</w:t>
             </w:r>
@@ -3043,6 +3841,7 @@
                 <w:sz w:val="32"/>
                 <w:szCs w:val="40"/>
                 <w:highlight w:val="green"/>
+                <w:lang w:val="it-IT"/>
               </w:rPr>
               <w:t>–</w:t>
             </w:r>
@@ -3053,6 +3852,7 @@
                 <w:sz w:val="40"/>
                 <w:szCs w:val="40"/>
                 <w:highlight w:val="green"/>
+                <w:lang w:val="it-IT"/>
               </w:rPr>
               <w:t>J</w:t>
             </w:r>
@@ -3062,8 +3862,312 @@
                 <w:color w:val="000000"/>
                 <w:sz w:val="40"/>
                 <w:szCs w:val="40"/>
+                <w:lang w:val="it-IT"/>
               </w:rPr>
               <w:t xml:space="preserve"> ||</w:t>
+            </w:r>
+          </w:p>
+        </w:tc>
+      </w:tr>
+      <w:tr>
+        <w:trPr>
+          <w:trHeight w:val="1126"/>
+        </w:trPr>
+        <w:tc>
+          <w:tcPr>
+            <w:tcW w:w="3573" w:type="dxa"/>
+          </w:tcPr>
+          <w:p>
+            <w:pPr>
+              <w:widowControl w:val="0"/>
+              <w:autoSpaceDE w:val="0"/>
+              <w:autoSpaceDN w:val="0"/>
+              <w:adjustRightInd w:val="0"/>
+              <w:spacing w:before="0" w:line="240" w:lineRule="auto"/>
+              <w:rPr>
+                <w:rFonts w:cs="Arial"/>
+                <w:b/>
+                <w:sz w:val="28"/>
+                <w:szCs w:val="28"/>
+                <w:lang w:val="it-IT"/>
+              </w:rPr>
+            </w:pPr>
+            <w:r>
+              <w:rPr>
+                <w:rFonts w:cs="Arial"/>
+                <w:b/>
+                <w:sz w:val="28"/>
+                <w:szCs w:val="28"/>
+                <w:lang w:val="it-IT"/>
+              </w:rPr>
+              <w:t>TS 2.2.12.</w:t>
+            </w:r>
+            <w:r>
+              <w:rPr>
+                <w:rFonts w:cs="Arial"/>
+                <w:b/>
+                <w:sz w:val="28"/>
+                <w:szCs w:val="28"/>
+                <w:lang w:val="it-IT"/>
+              </w:rPr>
+              <w:t>7</w:t>
+            </w:r>
+            <w:r>
+              <w:rPr>
+                <w:rFonts w:cs="Arial"/>
+                <w:b/>
+                <w:sz w:val="28"/>
+                <w:szCs w:val="28"/>
+                <w:lang w:val="it-IT"/>
+              </w:rPr>
+              <w:t xml:space="preserve"> - Kramam</w:t>
+            </w:r>
+          </w:p>
+          <w:p>
+            <w:pPr>
+              <w:widowControl w:val="0"/>
+              <w:autoSpaceDE w:val="0"/>
+              <w:autoSpaceDN w:val="0"/>
+              <w:adjustRightInd w:val="0"/>
+              <w:spacing w:before="0" w:line="240" w:lineRule="auto"/>
+              <w:rPr>
+                <w:rFonts w:cs="Arial"/>
+                <w:b/>
+                <w:sz w:val="28"/>
+                <w:szCs w:val="28"/>
+                <w:lang w:val="it-IT"/>
+              </w:rPr>
+            </w:pPr>
+            <w:r>
+              <w:rPr>
+                <w:rFonts w:cs="Arial"/>
+                <w:b/>
+                <w:sz w:val="28"/>
+                <w:szCs w:val="28"/>
+                <w:lang w:val="it-IT"/>
+              </w:rPr>
+              <w:t xml:space="preserve">Krama Vaakyam No. - </w:t>
+            </w:r>
+            <w:r>
+              <w:rPr>
+                <w:rFonts w:cs="Arial"/>
+                <w:b/>
+                <w:sz w:val="28"/>
+                <w:szCs w:val="28"/>
+                <w:lang w:val="it-IT"/>
+              </w:rPr>
+              <w:t>56</w:t>
+            </w:r>
+            <w:r>
+              <w:rPr>
+                <w:rFonts w:cs="Arial"/>
+                <w:b/>
+                <w:sz w:val="28"/>
+                <w:szCs w:val="28"/>
+                <w:lang w:val="it-IT"/>
+              </w:rPr>
+              <w:br/>
+              <w:t xml:space="preserve">Panchaati No. - </w:t>
+            </w:r>
+            <w:r>
+              <w:rPr>
+                <w:rFonts w:cs="Arial"/>
+                <w:b/>
+                <w:sz w:val="28"/>
+                <w:szCs w:val="28"/>
+                <w:lang w:val="it-IT"/>
+              </w:rPr>
+              <w:t>70</w:t>
+            </w:r>
+          </w:p>
+        </w:tc>
+        <w:tc>
+          <w:tcPr>
+            <w:tcW w:w="4961" w:type="dxa"/>
+          </w:tcPr>
+          <w:p>
+            <w:pPr>
+              <w:widowControl w:val="0"/>
+              <w:autoSpaceDE w:val="0"/>
+              <w:autoSpaceDN w:val="0"/>
+              <w:adjustRightInd w:val="0"/>
+              <w:spacing w:line="252" w:lineRule="auto"/>
+              <w:rPr>
+                <w:rFonts w:ascii="BRH Malayalam Extra" w:hAnsi="BRH Malayalam Extra" w:cs="BRH Malayalam Extra"/>
+                <w:color w:val="000000"/>
+                <w:sz w:val="40"/>
+                <w:szCs w:val="40"/>
+                <w:lang w:val="it-IT"/>
+              </w:rPr>
+            </w:pPr>
+            <w:r>
+              <w:rPr>
+                <w:rFonts w:ascii="BRH Malayalam Extra" w:hAnsi="BRH Malayalam Extra" w:cs="BRH Malayalam Extra"/>
+                <w:color w:val="000000"/>
+                <w:sz w:val="40"/>
+                <w:szCs w:val="40"/>
+                <w:lang w:val="it-IT"/>
+              </w:rPr>
+              <w:t>öe jxhy—J |</w:t>
+            </w:r>
+            <w:r>
+              <w:rPr>
+                <w:rFonts w:ascii="BRH Malayalam Extra" w:hAnsi="BRH Malayalam Extra" w:cs="BRH Malayalam Extra"/>
+                <w:color w:val="000000"/>
+                <w:sz w:val="40"/>
+                <w:szCs w:val="40"/>
+                <w:lang w:val="it-IT"/>
+              </w:rPr>
+              <w:t xml:space="preserve"> </w:t>
+            </w:r>
+            <w:r>
+              <w:rPr>
+                <w:rFonts w:ascii="BRH Malayalam Extra" w:hAnsi="BRH Malayalam Extra" w:cs="BRH Malayalam Extra"/>
+                <w:color w:val="000000"/>
+                <w:sz w:val="40"/>
+                <w:szCs w:val="40"/>
+                <w:lang w:val="it-IT"/>
+              </w:rPr>
+              <w:t>jxhy</w:t>
+            </w:r>
+            <w:r>
+              <w:rPr>
+                <w:rFonts w:ascii="BRH Malayalam Extra" w:hAnsi="BRH Malayalam Extra" w:cs="BRH Malayalam Extra"/>
+                <w:b/>
+                <w:color w:val="000000"/>
+                <w:sz w:val="32"/>
+                <w:szCs w:val="40"/>
+                <w:highlight w:val="yellow"/>
+                <w:lang w:val="it-IT"/>
+              </w:rPr>
+              <w:t>–</w:t>
+            </w:r>
+            <w:r>
+              <w:rPr>
+                <w:rFonts w:ascii="BRH Malayalam Extra" w:hAnsi="BRH Malayalam Extra" w:cs="BRH Malayalam Extra"/>
+                <w:color w:val="000000"/>
+                <w:sz w:val="40"/>
+                <w:szCs w:val="40"/>
+                <w:highlight w:val="yellow"/>
+                <w:lang w:val="it-IT"/>
+              </w:rPr>
+              <w:t>ª</w:t>
+            </w:r>
+            <w:r>
+              <w:rPr>
+                <w:rFonts w:ascii="BRH Malayalam Extra" w:hAnsi="BRH Malayalam Extra" w:cs="BRH Malayalam Extra"/>
+                <w:b/>
+                <w:color w:val="000000"/>
+                <w:sz w:val="32"/>
+                <w:szCs w:val="40"/>
+                <w:highlight w:val="yellow"/>
+                <w:lang w:val="it-IT"/>
+              </w:rPr>
+              <w:t>–</w:t>
+            </w:r>
+            <w:r>
+              <w:rPr>
+                <w:rFonts w:ascii="BRH Malayalam Extra" w:hAnsi="BRH Malayalam Extra" w:cs="BRH Malayalam Extra"/>
+                <w:color w:val="000000"/>
+                <w:sz w:val="40"/>
+                <w:szCs w:val="40"/>
+                <w:highlight w:val="yellow"/>
+                <w:lang w:val="it-IT"/>
+              </w:rPr>
+              <w:t>.</w:t>
+            </w:r>
+            <w:r>
+              <w:rPr>
+                <w:rFonts w:ascii="BRH Malayalam Extra" w:hAnsi="BRH Malayalam Extra" w:cs="BRH Malayalam Extra"/>
+                <w:color w:val="000000"/>
+                <w:sz w:val="40"/>
+                <w:szCs w:val="40"/>
+                <w:lang w:val="it-IT"/>
+              </w:rPr>
+              <w:t xml:space="preserve"> jxsy— |</w:t>
+            </w:r>
+          </w:p>
+        </w:tc>
+        <w:tc>
+          <w:tcPr>
+            <w:tcW w:w="5245" w:type="dxa"/>
+          </w:tcPr>
+          <w:p>
+            <w:pPr>
+              <w:widowControl w:val="0"/>
+              <w:autoSpaceDE w:val="0"/>
+              <w:autoSpaceDN w:val="0"/>
+              <w:adjustRightInd w:val="0"/>
+              <w:spacing w:line="252" w:lineRule="auto"/>
+              <w:rPr>
+                <w:rFonts w:ascii="BRH Malayalam Extra" w:hAnsi="BRH Malayalam Extra" w:cs="BRH Malayalam Extra"/>
+                <w:color w:val="000000"/>
+                <w:sz w:val="40"/>
+                <w:szCs w:val="40"/>
+                <w:lang w:val="it-IT"/>
+              </w:rPr>
+            </w:pPr>
+            <w:r>
+              <w:rPr>
+                <w:rFonts w:ascii="BRH Malayalam Extra" w:hAnsi="BRH Malayalam Extra" w:cs="BRH Malayalam Extra"/>
+                <w:color w:val="000000"/>
+                <w:sz w:val="40"/>
+                <w:szCs w:val="40"/>
+                <w:lang w:val="it-IT"/>
+              </w:rPr>
+              <w:t>öe jxhy—J |</w:t>
+            </w:r>
+            <w:r>
+              <w:rPr>
+                <w:rFonts w:ascii="BRH Malayalam Extra" w:hAnsi="BRH Malayalam Extra" w:cs="BRH Malayalam Extra"/>
+                <w:color w:val="000000"/>
+                <w:sz w:val="40"/>
+                <w:szCs w:val="40"/>
+                <w:lang w:val="it-IT"/>
+              </w:rPr>
+              <w:t xml:space="preserve"> </w:t>
+            </w:r>
+            <w:r>
+              <w:rPr>
+                <w:rFonts w:ascii="BRH Malayalam Extra" w:hAnsi="BRH Malayalam Extra" w:cs="BRH Malayalam Extra"/>
+                <w:color w:val="000000"/>
+                <w:sz w:val="40"/>
+                <w:szCs w:val="40"/>
+                <w:lang w:val="it-IT"/>
+              </w:rPr>
+              <w:t>jxhy</w:t>
+            </w:r>
+            <w:r>
+              <w:rPr>
+                <w:rFonts w:ascii="BRH Malayalam Extra" w:hAnsi="BRH Malayalam Extra" w:cs="BRH Malayalam Extra"/>
+                <w:b/>
+                <w:color w:val="000000"/>
+                <w:sz w:val="32"/>
+                <w:szCs w:val="40"/>
+                <w:lang w:val="it-IT"/>
+              </w:rPr>
+              <w:t>–</w:t>
+            </w:r>
+            <w:r>
+              <w:rPr>
+                <w:rFonts w:ascii="BRH Malayalam Extra" w:hAnsi="BRH Malayalam Extra" w:cs="BRH Malayalam Extra"/>
+                <w:color w:val="000000"/>
+                <w:sz w:val="40"/>
+                <w:szCs w:val="40"/>
+                <w:highlight w:val="green"/>
+                <w:lang w:val="it-IT"/>
+              </w:rPr>
+              <w:t>ª</w:t>
+            </w:r>
+            <w:r>
+              <w:rPr>
+                <w:rFonts w:ascii="BRH Malayalam Extra" w:hAnsi="BRH Malayalam Extra" w:cs="BRH Malayalam Extra"/>
+                <w:color w:val="000000"/>
+                <w:sz w:val="40"/>
+                <w:szCs w:val="40"/>
+                <w:lang w:val="it-IT"/>
+              </w:rPr>
+              <w:t xml:space="preserve"> jxsy— |</w:t>
             </w:r>
           </w:p>
         </w:tc>
@@ -3078,6 +4182,7 @@
           <w:sz w:val="32"/>
           <w:szCs w:val="32"/>
           <w:u w:val="single"/>
+          <w:lang w:val="it-IT"/>
         </w:rPr>
       </w:pPr>
     </w:p>
@@ -3090,6 +4195,7 @@
           <w:sz w:val="32"/>
           <w:szCs w:val="32"/>
           <w:u w:val="single"/>
+          <w:lang w:val="it-IT"/>
         </w:rPr>
       </w:pPr>
     </w:p>
@@ -3102,6 +4208,7 @@
           <w:sz w:val="32"/>
           <w:szCs w:val="32"/>
           <w:u w:val="single"/>
+          <w:lang w:val="it-IT"/>
         </w:rPr>
       </w:pPr>
     </w:p>
@@ -3275,6 +4382,7 @@
                 <w:sz w:val="28"/>
                 <w:szCs w:val="28"/>
               </w:rPr>
+              <w:lastRenderedPageBreak/>
               <w:t>Section, Paragraph</w:t>
             </w:r>
           </w:p>
@@ -4149,7 +5257,6 @@
                 <w:szCs w:val="40"/>
                 <w:lang w:val="it-IT"/>
               </w:rPr>
-              <w:lastRenderedPageBreak/>
               <w:t>bûxb—qK</w:t>
             </w:r>
             <w:r>
@@ -4223,7 +5330,6 @@
                 <w:sz w:val="40"/>
                 <w:szCs w:val="40"/>
               </w:rPr>
-              <w:lastRenderedPageBreak/>
               <w:t xml:space="preserve">jb§ bûxb—qKexmJ | </w:t>
             </w:r>
           </w:p>
@@ -4245,7 +5351,6 @@
                 <w:sz w:val="40"/>
                 <w:szCs w:val="40"/>
               </w:rPr>
-              <w:lastRenderedPageBreak/>
               <w:t>bûxb—qK</w:t>
             </w:r>
             <w:r>
@@ -4326,7 +5431,6 @@
                 <w:szCs w:val="28"/>
                 <w:lang w:val="it-IT"/>
               </w:rPr>
-              <w:lastRenderedPageBreak/>
               <w:t>TS 2.2.6.2 - Kramam</w:t>
             </w:r>
           </w:p>
@@ -5368,6 +6472,7 @@
                 <w:szCs w:val="28"/>
                 <w:lang w:val="it-IT"/>
               </w:rPr>
+              <w:lastRenderedPageBreak/>
               <w:t>TS 2.2.7.4 - Kramam</w:t>
             </w:r>
           </w:p>
@@ -6432,7 +7537,6 @@
                 <w:szCs w:val="28"/>
                 <w:lang w:val="it-IT"/>
               </w:rPr>
-              <w:lastRenderedPageBreak/>
               <w:t>TS 2.2.8.6 - Kramam</w:t>
             </w:r>
           </w:p>
@@ -7306,6 +8410,7 @@
           <w:b/>
           <w:bCs/>
         </w:rPr>
+        <w:lastRenderedPageBreak/>
         <w:t>(ignore those which are already incorporated in your book’s version and date)</w:t>
       </w:r>
     </w:p>
@@ -8138,7 +9243,6 @@
                 <w:szCs w:val="28"/>
                 <w:lang w:val="it-IT"/>
               </w:rPr>
-              <w:lastRenderedPageBreak/>
               <w:t>TS 2.2.6.3 - Kramam</w:t>
             </w:r>
           </w:p>
@@ -10090,6 +11194,7 @@
           <w:szCs w:val="32"/>
           <w:u w:val="single"/>
         </w:rPr>
+        <w:lastRenderedPageBreak/>
         <w:t>===============</w:t>
       </w:r>
     </w:p>
@@ -10405,7 +11510,6 @@
                 <w:szCs w:val="28"/>
                 <w:lang w:val="it-IT"/>
               </w:rPr>
-              <w:lastRenderedPageBreak/>
               <w:t>TS 2.2.1.1</w:t>
             </w:r>
             <w:r>
@@ -12023,6 +13127,7 @@
                 <w:szCs w:val="28"/>
                 <w:lang w:val="it-IT"/>
               </w:rPr>
+              <w:lastRenderedPageBreak/>
               <w:t>TS 2.2.7.5</w:t>
             </w:r>
           </w:p>
@@ -12817,7 +13922,6 @@
                 <w:szCs w:val="28"/>
                 <w:lang w:val="it-IT"/>
               </w:rPr>
-              <w:lastRenderedPageBreak/>
               <w:t>TS 2.2.9.5</w:t>
             </w:r>
           </w:p>
@@ -14507,6 +15611,7 @@
                 <w:szCs w:val="28"/>
                 <w:lang w:val="it-IT"/>
               </w:rPr>
+              <w:lastRenderedPageBreak/>
               <w:t>TS 2.2.11.4</w:t>
             </w:r>
           </w:p>
@@ -15249,7 +16354,6 @@
                 <w:szCs w:val="28"/>
                 <w:lang w:val="it-IT"/>
               </w:rPr>
-              <w:lastRenderedPageBreak/>
               <w:t>TS 2.2.11.6</w:t>
             </w:r>
           </w:p>

--- a/TS-Kramam/TS-2.2/TS 2.2 Malayalam Krama Paatam Corrections.docx
+++ b/TS-Kramam/TS-2.2/TS 2.2 Malayalam Krama Paatam Corrections.docx
@@ -109,10 +109,9 @@
           <w:bCs/>
           <w:sz w:val="32"/>
           <w:szCs w:val="32"/>
-          <w:highlight w:val="red"/>
           <w:u w:val="single"/>
         </w:rPr>
-        <w:t>????</w:t>
+        <w:t>31st July 2026</w:t>
       </w:r>
     </w:p>
     <w:p>
@@ -2210,11 +2209,19 @@
               <w:rPr>
                 <w:rFonts w:cs="Arial"/>
                 <w:b/>
-                <w:sz w:val="28"/>
-                <w:szCs w:val="28"/>
-                <w:lang w:val="it-IT"/>
-              </w:rPr>
-            </w:pPr>
+                <w:szCs w:val="24"/>
+                <w:lang w:val="it-IT"/>
+              </w:rPr>
+            </w:pPr>
+            <w:r>
+              <w:rPr>
+                <w:rFonts w:cs="Arial"/>
+                <w:b/>
+                <w:szCs w:val="24"/>
+                <w:lang w:val="it-IT"/>
+              </w:rPr>
+              <w:t>TS 2.2.10.5 - Kramam</w:t>
+            </w:r>
           </w:p>
           <w:p>
             <w:pPr>
@@ -2226,162 +2233,28 @@
               <w:rPr>
                 <w:rFonts w:cs="Arial"/>
                 <w:b/>
-                <w:sz w:val="28"/>
-                <w:szCs w:val="28"/>
-                <w:lang w:val="it-IT"/>
-              </w:rPr>
-            </w:pPr>
-          </w:p>
-          <w:p>
-            <w:pPr>
-              <w:widowControl w:val="0"/>
-              <w:autoSpaceDE w:val="0"/>
-              <w:autoSpaceDN w:val="0"/>
-              <w:adjustRightInd w:val="0"/>
-              <w:spacing w:before="0" w:line="240" w:lineRule="auto"/>
-              <w:rPr>
-                <w:rFonts w:cs="Arial"/>
-                <w:b/>
-                <w:sz w:val="28"/>
-                <w:szCs w:val="28"/>
-                <w:lang w:val="it-IT"/>
-              </w:rPr>
-            </w:pPr>
-          </w:p>
-          <w:p>
-            <w:pPr>
-              <w:widowControl w:val="0"/>
-              <w:autoSpaceDE w:val="0"/>
-              <w:autoSpaceDN w:val="0"/>
-              <w:adjustRightInd w:val="0"/>
-              <w:spacing w:before="0" w:line="240" w:lineRule="auto"/>
-              <w:rPr>
-                <w:rFonts w:cs="Arial"/>
-                <w:b/>
-                <w:sz w:val="28"/>
-                <w:szCs w:val="28"/>
-                <w:lang w:val="it-IT"/>
-              </w:rPr>
-            </w:pPr>
-          </w:p>
-          <w:p>
-            <w:pPr>
-              <w:widowControl w:val="0"/>
-              <w:autoSpaceDE w:val="0"/>
-              <w:autoSpaceDN w:val="0"/>
-              <w:adjustRightInd w:val="0"/>
-              <w:spacing w:before="0" w:line="240" w:lineRule="auto"/>
-              <w:rPr>
-                <w:rFonts w:cs="Arial"/>
-                <w:b/>
-                <w:sz w:val="28"/>
-                <w:szCs w:val="28"/>
-                <w:lang w:val="it-IT"/>
-              </w:rPr>
-            </w:pPr>
-          </w:p>
-          <w:p>
-            <w:pPr>
-              <w:widowControl w:val="0"/>
-              <w:autoSpaceDE w:val="0"/>
-              <w:autoSpaceDN w:val="0"/>
-              <w:adjustRightInd w:val="0"/>
-              <w:spacing w:before="0" w:line="240" w:lineRule="auto"/>
-              <w:rPr>
-                <w:rFonts w:cs="Arial"/>
-                <w:b/>
-                <w:sz w:val="28"/>
-                <w:szCs w:val="28"/>
-                <w:lang w:val="it-IT"/>
-              </w:rPr>
-            </w:pPr>
-            <w:r>
-              <w:rPr>
-                <w:rFonts w:cs="Arial"/>
-                <w:b/>
-                <w:sz w:val="28"/>
-                <w:szCs w:val="28"/>
-                <w:lang w:val="it-IT"/>
-              </w:rPr>
-              <w:lastRenderedPageBreak/>
-              <w:t>TS 2.2.</w:t>
-            </w:r>
-            <w:r>
-              <w:rPr>
-                <w:rFonts w:cs="Arial"/>
-                <w:b/>
-                <w:sz w:val="28"/>
-                <w:szCs w:val="28"/>
-                <w:lang w:val="it-IT"/>
-              </w:rPr>
-              <w:t>10.5</w:t>
-            </w:r>
-            <w:r>
-              <w:rPr>
-                <w:rFonts w:cs="Arial"/>
-                <w:b/>
-                <w:sz w:val="28"/>
-                <w:szCs w:val="28"/>
-                <w:lang w:val="it-IT"/>
-              </w:rPr>
-              <w:t xml:space="preserve"> - Kramam</w:t>
-            </w:r>
-          </w:p>
-          <w:p>
-            <w:pPr>
-              <w:widowControl w:val="0"/>
-              <w:autoSpaceDE w:val="0"/>
-              <w:autoSpaceDN w:val="0"/>
-              <w:adjustRightInd w:val="0"/>
-              <w:spacing w:before="0" w:line="240" w:lineRule="auto"/>
-              <w:rPr>
-                <w:rFonts w:cs="Arial"/>
-                <w:b/>
-                <w:sz w:val="28"/>
-                <w:szCs w:val="28"/>
-                <w:lang w:val="it-IT"/>
-              </w:rPr>
-            </w:pPr>
-            <w:r>
-              <w:rPr>
-                <w:rFonts w:cs="Arial"/>
-                <w:b/>
-                <w:sz w:val="28"/>
-                <w:szCs w:val="28"/>
-                <w:lang w:val="it-IT"/>
-              </w:rPr>
-              <w:t xml:space="preserve">Krama Vaakyam No. - </w:t>
-            </w:r>
-            <w:r>
-              <w:rPr>
-                <w:rFonts w:cs="Arial"/>
-                <w:b/>
-                <w:sz w:val="28"/>
-                <w:szCs w:val="28"/>
-                <w:lang w:val="it-IT"/>
-              </w:rPr>
-              <w:t>33</w:t>
-            </w:r>
-            <w:r>
-              <w:rPr>
-                <w:rFonts w:cs="Arial"/>
-                <w:b/>
-                <w:sz w:val="28"/>
-                <w:szCs w:val="28"/>
+                <w:szCs w:val="24"/>
+                <w:lang w:val="it-IT"/>
+              </w:rPr>
+            </w:pPr>
+            <w:r>
+              <w:rPr>
+                <w:rFonts w:cs="Arial"/>
+                <w:b/>
+                <w:szCs w:val="24"/>
+                <w:lang w:val="it-IT"/>
+              </w:rPr>
+              <w:t>Krama Vaakyam No. - 33</w:t>
+            </w:r>
+            <w:r>
+              <w:rPr>
+                <w:rFonts w:cs="Arial"/>
+                <w:b/>
+                <w:szCs w:val="24"/>
                 <w:lang w:val="it-IT"/>
               </w:rPr>
               <w:br/>
-              <w:t xml:space="preserve">Panchaati No. - </w:t>
-            </w:r>
-            <w:r>
-              <w:rPr>
-                <w:rFonts w:cs="Arial"/>
-                <w:b/>
-                <w:sz w:val="28"/>
-                <w:szCs w:val="28"/>
-                <w:lang w:val="it-IT"/>
-              </w:rPr>
-              <w:t>57</w:t>
+              <w:t>Panchaati No. - 57</w:t>
             </w:r>
           </w:p>
         </w:tc>
@@ -2399,11 +2272,105 @@
               <w:rPr>
                 <w:rFonts w:ascii="BRH Malayalam Extra" w:hAnsi="BRH Malayalam Extra" w:cs="BRH Malayalam Extra"/>
                 <w:color w:val="000000"/>
-                <w:sz w:val="40"/>
-                <w:szCs w:val="40"/>
-                <w:lang w:val="it-IT"/>
-              </w:rPr>
-            </w:pPr>
+                <w:sz w:val="32"/>
+                <w:szCs w:val="32"/>
+                <w:lang w:val="it-IT"/>
+              </w:rPr>
+            </w:pPr>
+            <w:r>
+              <w:rPr>
+                <w:rFonts w:ascii="BRH Malayalam Extra" w:hAnsi="BRH Malayalam Extra" w:cs="BRH Malayalam Extra"/>
+                <w:color w:val="000000"/>
+                <w:sz w:val="32"/>
+                <w:szCs w:val="32"/>
+                <w:lang w:val="it-IT"/>
+              </w:rPr>
+              <w:t>¥sx</w:t>
+            </w:r>
+            <w:r>
+              <w:rPr>
+                <w:rFonts w:ascii="BRH Malayalam Extra" w:hAnsi="BRH Malayalam Extra" w:cs="BRH Malayalam Extra"/>
+                <w:b/>
+                <w:color w:val="000000"/>
+                <w:sz w:val="32"/>
+                <w:szCs w:val="32"/>
+                <w:lang w:val="it-IT"/>
+              </w:rPr>
+              <w:t>–</w:t>
+            </w:r>
+            <w:r>
+              <w:rPr>
+                <w:rFonts w:ascii="BRH Malayalam Extra" w:hAnsi="BRH Malayalam Extra" w:cs="BRH Malayalam Extra"/>
+                <w:color w:val="000000"/>
+                <w:sz w:val="32"/>
+                <w:szCs w:val="32"/>
+                <w:lang w:val="it-IT"/>
+              </w:rPr>
+              <w:t>ix</w:t>
+            </w:r>
+            <w:r>
+              <w:rPr>
+                <w:rFonts w:ascii="BRH Malayalam Extra" w:hAnsi="BRH Malayalam Extra" w:cs="BRH Malayalam Extra"/>
+                <w:b/>
+                <w:color w:val="000000"/>
+                <w:sz w:val="32"/>
+                <w:szCs w:val="32"/>
+                <w:lang w:val="it-IT"/>
+              </w:rPr>
+              <w:t>–</w:t>
+            </w:r>
+            <w:r>
+              <w:rPr>
+                <w:rFonts w:ascii="BRH Malayalam Extra" w:hAnsi="BRH Malayalam Extra" w:cs="BRH Malayalam Extra"/>
+                <w:color w:val="000000"/>
+                <w:sz w:val="32"/>
+                <w:szCs w:val="32"/>
+                <w:lang w:val="it-IT"/>
+              </w:rPr>
+              <w:t>k¦</w:t>
+            </w:r>
+            <w:r>
+              <w:rPr>
+                <w:rFonts w:ascii="BRH Malayalam Extra" w:hAnsi="BRH Malayalam Extra" w:cs="BRH Malayalam Extra"/>
+                <w:b/>
+                <w:color w:val="000000"/>
+                <w:sz w:val="32"/>
+                <w:szCs w:val="32"/>
+                <w:lang w:val="it-IT"/>
+              </w:rPr>
+              <w:t>–</w:t>
+            </w:r>
+            <w:r>
+              <w:rPr>
+                <w:rFonts w:ascii="BRH Malayalam Extra" w:hAnsi="BRH Malayalam Extra" w:cs="BRH Malayalam Extra"/>
+                <w:color w:val="000000"/>
+                <w:sz w:val="32"/>
+                <w:szCs w:val="32"/>
+                <w:lang w:val="it-IT"/>
+              </w:rPr>
+              <w:t>öbI P</w:t>
+            </w:r>
+            <w:r>
+              <w:rPr>
+                <w:rFonts w:ascii="BRH Malayalam Extra" w:hAnsi="BRH Malayalam Extra" w:cs="BRH Malayalam Extra"/>
+                <w:b/>
+                <w:color w:val="000000"/>
+                <w:sz w:val="32"/>
+                <w:szCs w:val="32"/>
+                <w:lang w:val="it-IT"/>
+              </w:rPr>
+              <w:t>–</w:t>
+            </w:r>
+            <w:r>
+              <w:rPr>
+                <w:rFonts w:ascii="BRH Malayalam Extra" w:hAnsi="BRH Malayalam Extra" w:cs="BRH Malayalam Extra"/>
+                <w:color w:val="000000"/>
+                <w:sz w:val="32"/>
+                <w:szCs w:val="32"/>
+                <w:lang w:val="it-IT"/>
+              </w:rPr>
+              <w:t xml:space="preserve">k¡I | </w:t>
+            </w:r>
           </w:p>
           <w:p>
             <w:pPr>
@@ -2412,14 +2379,90 @@
               <w:autoSpaceDN w:val="0"/>
               <w:adjustRightInd w:val="0"/>
               <w:spacing w:before="0" w:line="240" w:lineRule="auto"/>
-              <w:rPr>
-                <w:rFonts w:ascii="BRH Malayalam Extra" w:hAnsi="BRH Malayalam Extra" w:cs="BRH Malayalam Extra"/>
-                <w:color w:val="000000"/>
-                <w:sz w:val="40"/>
-                <w:szCs w:val="40"/>
-                <w:lang w:val="it-IT"/>
-              </w:rPr>
-            </w:pPr>
+              <w:ind w:right="-279"/>
+              <w:rPr>
+                <w:rFonts w:ascii="BRH Malayalam Extra" w:hAnsi="BRH Malayalam Extra" w:cs="BRH Malayalam Extra"/>
+                <w:color w:val="000000"/>
+                <w:sz w:val="32"/>
+                <w:szCs w:val="32"/>
+                <w:lang w:val="it-IT"/>
+              </w:rPr>
+            </w:pPr>
+            <w:r>
+              <w:rPr>
+                <w:rFonts w:ascii="BRH Malayalam Extra" w:hAnsi="BRH Malayalam Extra" w:cs="BRH Malayalam Extra"/>
+                <w:color w:val="000000"/>
+                <w:sz w:val="32"/>
+                <w:szCs w:val="32"/>
+                <w:lang w:val="it-IT"/>
+              </w:rPr>
+              <w:t>¥sx</w:t>
+            </w:r>
+            <w:r>
+              <w:rPr>
+                <w:rFonts w:ascii="BRH Malayalam Extra" w:hAnsi="BRH Malayalam Extra" w:cs="BRH Malayalam Extra"/>
+                <w:b/>
+                <w:color w:val="000000"/>
+                <w:sz w:val="32"/>
+                <w:szCs w:val="32"/>
+                <w:highlight w:val="yellow"/>
+                <w:lang w:val="it-IT"/>
+              </w:rPr>
+              <w:t>–</w:t>
+            </w:r>
+            <w:r>
+              <w:rPr>
+                <w:rFonts w:ascii="BRH Malayalam Extra" w:hAnsi="BRH Malayalam Extra" w:cs="BRH Malayalam Extra"/>
+                <w:color w:val="000000"/>
+                <w:sz w:val="32"/>
+                <w:szCs w:val="32"/>
+                <w:highlight w:val="yellow"/>
+                <w:lang w:val="it-IT"/>
+              </w:rPr>
+              <w:t>i</w:t>
+            </w:r>
+            <w:r>
+              <w:rPr>
+                <w:rFonts w:ascii="BRH Malayalam Extra" w:hAnsi="BRH Malayalam Extra" w:cs="BRH Malayalam Extra"/>
+                <w:b/>
+                <w:color w:val="000000"/>
+                <w:sz w:val="32"/>
+                <w:szCs w:val="32"/>
+                <w:lang w:val="it-IT"/>
+              </w:rPr>
+              <w:t>–</w:t>
+            </w:r>
+            <w:r>
+              <w:rPr>
+                <w:rFonts w:ascii="BRH Malayalam Extra" w:hAnsi="BRH Malayalam Extra" w:cs="BRH Malayalam Extra"/>
+                <w:color w:val="000000"/>
+                <w:sz w:val="32"/>
+                <w:szCs w:val="32"/>
+                <w:lang w:val="it-IT"/>
+              </w:rPr>
+              <w:t>k¦</w:t>
+            </w:r>
+            <w:r>
+              <w:rPr>
+                <w:rFonts w:ascii="BRH Malayalam Extra" w:hAnsi="BRH Malayalam Extra" w:cs="BRH Malayalam Extra"/>
+                <w:b/>
+                <w:color w:val="000000"/>
+                <w:sz w:val="32"/>
+                <w:szCs w:val="32"/>
+                <w:lang w:val="it-IT"/>
+              </w:rPr>
+              <w:t>–</w:t>
+            </w:r>
+            <w:r>
+              <w:rPr>
+                <w:rFonts w:ascii="BRH Malayalam Extra" w:hAnsi="BRH Malayalam Extra" w:cs="BRH Malayalam Extra"/>
+                <w:color w:val="000000"/>
+                <w:sz w:val="32"/>
+                <w:szCs w:val="32"/>
+                <w:lang w:val="it-IT"/>
+              </w:rPr>
+              <w:t xml:space="preserve">öbiyZy— </w:t>
+            </w:r>
           </w:p>
           <w:p>
             <w:pPr>
@@ -2428,224 +2471,20 @@
               <w:autoSpaceDN w:val="0"/>
               <w:adjustRightInd w:val="0"/>
               <w:spacing w:before="0" w:line="240" w:lineRule="auto"/>
-              <w:rPr>
-                <w:rFonts w:ascii="BRH Malayalam Extra" w:hAnsi="BRH Malayalam Extra" w:cs="BRH Malayalam Extra"/>
-                <w:color w:val="000000"/>
-                <w:sz w:val="40"/>
-                <w:szCs w:val="40"/>
-                <w:lang w:val="it-IT"/>
-              </w:rPr>
-            </w:pPr>
-            <w:r>
-              <w:rPr>
-                <w:rFonts w:ascii="BRH Malayalam Extra" w:hAnsi="BRH Malayalam Extra" w:cs="BRH Malayalam Extra"/>
-                <w:color w:val="000000"/>
-                <w:sz w:val="40"/>
-                <w:szCs w:val="40"/>
-                <w:lang w:val="it-IT"/>
-              </w:rPr>
-              <w:lastRenderedPageBreak/>
-              <w:t>¥sx</w:t>
-            </w:r>
-            <w:r>
-              <w:rPr>
-                <w:rFonts w:ascii="BRH Malayalam Extra" w:hAnsi="BRH Malayalam Extra" w:cs="BRH Malayalam Extra"/>
-                <w:b/>
-                <w:color w:val="000000"/>
-                <w:sz w:val="32"/>
-                <w:szCs w:val="40"/>
-                <w:lang w:val="it-IT"/>
-              </w:rPr>
-              <w:t>–</w:t>
-            </w:r>
-            <w:r>
-              <w:rPr>
-                <w:rFonts w:ascii="BRH Malayalam Extra" w:hAnsi="BRH Malayalam Extra" w:cs="BRH Malayalam Extra"/>
-                <w:color w:val="000000"/>
-                <w:sz w:val="40"/>
-                <w:szCs w:val="40"/>
-                <w:lang w:val="it-IT"/>
-              </w:rPr>
-              <w:t>ix</w:t>
-            </w:r>
-            <w:r>
-              <w:rPr>
-                <w:rFonts w:ascii="BRH Malayalam Extra" w:hAnsi="BRH Malayalam Extra" w:cs="BRH Malayalam Extra"/>
-                <w:b/>
-                <w:color w:val="000000"/>
-                <w:sz w:val="32"/>
-                <w:szCs w:val="40"/>
-                <w:lang w:val="it-IT"/>
-              </w:rPr>
-              <w:t>–</w:t>
-            </w:r>
-            <w:r>
-              <w:rPr>
-                <w:rFonts w:ascii="BRH Malayalam Extra" w:hAnsi="BRH Malayalam Extra" w:cs="BRH Malayalam Extra"/>
-                <w:color w:val="000000"/>
-                <w:sz w:val="40"/>
-                <w:szCs w:val="40"/>
-                <w:lang w:val="it-IT"/>
-              </w:rPr>
-              <w:t>k¦</w:t>
-            </w:r>
-            <w:r>
-              <w:rPr>
-                <w:rFonts w:ascii="BRH Malayalam Extra" w:hAnsi="BRH Malayalam Extra" w:cs="BRH Malayalam Extra"/>
-                <w:b/>
-                <w:color w:val="000000"/>
-                <w:sz w:val="32"/>
-                <w:szCs w:val="40"/>
-                <w:lang w:val="it-IT"/>
-              </w:rPr>
-              <w:t>–</w:t>
-            </w:r>
-            <w:r>
-              <w:rPr>
-                <w:rFonts w:ascii="BRH Malayalam Extra" w:hAnsi="BRH Malayalam Extra" w:cs="BRH Malayalam Extra"/>
-                <w:color w:val="000000"/>
-                <w:sz w:val="40"/>
-                <w:szCs w:val="40"/>
-                <w:lang w:val="it-IT"/>
-              </w:rPr>
-              <w:t>öbI P</w:t>
-            </w:r>
-            <w:r>
-              <w:rPr>
-                <w:rFonts w:ascii="BRH Malayalam Extra" w:hAnsi="BRH Malayalam Extra" w:cs="BRH Malayalam Extra"/>
-                <w:b/>
-                <w:color w:val="000000"/>
-                <w:sz w:val="32"/>
-                <w:szCs w:val="40"/>
-                <w:lang w:val="it-IT"/>
-              </w:rPr>
-              <w:t>–</w:t>
-            </w:r>
-            <w:r>
-              <w:rPr>
-                <w:rFonts w:ascii="BRH Malayalam Extra" w:hAnsi="BRH Malayalam Extra" w:cs="BRH Malayalam Extra"/>
-                <w:color w:val="000000"/>
-                <w:sz w:val="40"/>
-                <w:szCs w:val="40"/>
-                <w:lang w:val="it-IT"/>
-              </w:rPr>
-              <w:t xml:space="preserve">k¡I | </w:t>
-            </w:r>
-          </w:p>
-          <w:p>
-            <w:pPr>
-              <w:widowControl w:val="0"/>
-              <w:autoSpaceDE w:val="0"/>
-              <w:autoSpaceDN w:val="0"/>
-              <w:adjustRightInd w:val="0"/>
-              <w:spacing w:before="0" w:line="240" w:lineRule="auto"/>
               <w:ind w:right="-279"/>
               <w:rPr>
                 <w:rFonts w:ascii="BRH Malayalam Extra" w:hAnsi="BRH Malayalam Extra" w:cs="BRH Malayalam Extra"/>
                 <w:color w:val="000000"/>
-                <w:sz w:val="40"/>
-                <w:szCs w:val="40"/>
-                <w:lang w:val="it-IT"/>
-              </w:rPr>
-            </w:pPr>
-            <w:r>
-              <w:rPr>
-                <w:rFonts w:ascii="BRH Malayalam Extra" w:hAnsi="BRH Malayalam Extra" w:cs="BRH Malayalam Extra"/>
-                <w:color w:val="000000"/>
-                <w:sz w:val="40"/>
-                <w:szCs w:val="40"/>
-                <w:lang w:val="it-IT"/>
-              </w:rPr>
-              <w:t>¥sx</w:t>
-            </w:r>
-            <w:r>
-              <w:rPr>
-                <w:rFonts w:ascii="BRH Malayalam Extra" w:hAnsi="BRH Malayalam Extra" w:cs="BRH Malayalam Extra"/>
-                <w:b/>
-                <w:color w:val="000000"/>
-                <w:sz w:val="32"/>
-                <w:szCs w:val="40"/>
-                <w:highlight w:val="yellow"/>
-                <w:lang w:val="it-IT"/>
-              </w:rPr>
-              <w:t>–</w:t>
-            </w:r>
-            <w:r>
-              <w:rPr>
-                <w:rFonts w:ascii="BRH Malayalam Extra" w:hAnsi="BRH Malayalam Extra" w:cs="BRH Malayalam Extra"/>
-                <w:color w:val="000000"/>
-                <w:sz w:val="40"/>
-                <w:szCs w:val="40"/>
-                <w:highlight w:val="yellow"/>
-                <w:lang w:val="it-IT"/>
-              </w:rPr>
-              <w:t>i</w:t>
-            </w:r>
-            <w:r>
-              <w:rPr>
-                <w:rFonts w:ascii="BRH Malayalam Extra" w:hAnsi="BRH Malayalam Extra" w:cs="BRH Malayalam Extra"/>
-                <w:b/>
-                <w:color w:val="000000"/>
-                <w:sz w:val="32"/>
-                <w:szCs w:val="40"/>
-                <w:lang w:val="it-IT"/>
-              </w:rPr>
-              <w:t>–</w:t>
-            </w:r>
-            <w:r>
-              <w:rPr>
-                <w:rFonts w:ascii="BRH Malayalam Extra" w:hAnsi="BRH Malayalam Extra" w:cs="BRH Malayalam Extra"/>
-                <w:color w:val="000000"/>
-                <w:sz w:val="40"/>
-                <w:szCs w:val="40"/>
-                <w:lang w:val="it-IT"/>
-              </w:rPr>
-              <w:t>k¦</w:t>
-            </w:r>
-            <w:r>
-              <w:rPr>
-                <w:rFonts w:ascii="BRH Malayalam Extra" w:hAnsi="BRH Malayalam Extra" w:cs="BRH Malayalam Extra"/>
-                <w:b/>
-                <w:color w:val="000000"/>
-                <w:sz w:val="32"/>
-                <w:szCs w:val="40"/>
-                <w:lang w:val="it-IT"/>
-              </w:rPr>
-              <w:t>–</w:t>
-            </w:r>
-            <w:r>
-              <w:rPr>
-                <w:rFonts w:ascii="BRH Malayalam Extra" w:hAnsi="BRH Malayalam Extra" w:cs="BRH Malayalam Extra"/>
-                <w:color w:val="000000"/>
-                <w:sz w:val="40"/>
-                <w:szCs w:val="40"/>
-                <w:lang w:val="it-IT"/>
-              </w:rPr>
-              <w:t xml:space="preserve">öbiyZy— </w:t>
-            </w:r>
-          </w:p>
-          <w:p>
-            <w:pPr>
-              <w:widowControl w:val="0"/>
-              <w:autoSpaceDE w:val="0"/>
-              <w:autoSpaceDN w:val="0"/>
-              <w:adjustRightInd w:val="0"/>
-              <w:spacing w:before="0" w:line="240" w:lineRule="auto"/>
-              <w:ind w:right="-279"/>
-              <w:rPr>
-                <w:rFonts w:ascii="BRH Malayalam Extra" w:hAnsi="BRH Malayalam Extra" w:cs="BRH Malayalam Extra"/>
-                <w:color w:val="000000"/>
-                <w:sz w:val="40"/>
-                <w:szCs w:val="40"/>
-                <w:lang w:val="it-IT"/>
-              </w:rPr>
-            </w:pPr>
-            <w:r>
-              <w:rPr>
-                <w:rFonts w:ascii="BRH Malayalam Extra" w:hAnsi="BRH Malayalam Extra" w:cs="BRH Malayalam Extra"/>
-                <w:color w:val="000000"/>
-                <w:sz w:val="40"/>
-                <w:szCs w:val="40"/>
+                <w:szCs w:val="24"/>
+                <w:lang w:val="it-IT"/>
+              </w:rPr>
+            </w:pPr>
+            <w:r>
+              <w:rPr>
+                <w:rFonts w:ascii="BRH Malayalam Extra" w:hAnsi="BRH Malayalam Extra" w:cs="BRH Malayalam Extra"/>
+                <w:color w:val="000000"/>
+                <w:sz w:val="32"/>
+                <w:szCs w:val="32"/>
                 <w:lang w:val="it-IT"/>
               </w:rPr>
               <w:t>¥sxix - k¦</w:t>
@@ -2656,17 +2495,17 @@
                 <w:b/>
                 <w:color w:val="000000"/>
                 <w:sz w:val="32"/>
-                <w:szCs w:val="40"/>
-                <w:lang w:val="it-IT"/>
-              </w:rPr>
-              <w:t>–</w:t>
-            </w:r>
-            <w:r>
-              <w:rPr>
-                <w:rFonts w:ascii="BRH Malayalam Extra" w:hAnsi="BRH Malayalam Extra" w:cs="BRH Malayalam Extra"/>
-                <w:color w:val="000000"/>
-                <w:sz w:val="40"/>
-                <w:szCs w:val="40"/>
+                <w:szCs w:val="32"/>
+                <w:lang w:val="it-IT"/>
+              </w:rPr>
+              <w:t>–</w:t>
+            </w:r>
+            <w:r>
+              <w:rPr>
+                <w:rFonts w:ascii="BRH Malayalam Extra" w:hAnsi="BRH Malayalam Extra" w:cs="BRH Malayalam Extra"/>
+                <w:color w:val="000000"/>
+                <w:sz w:val="32"/>
+                <w:szCs w:val="32"/>
                 <w:lang w:val="it-IT"/>
               </w:rPr>
               <w:t>öbI |</w:t>
@@ -2687,11 +2526,105 @@
               <w:rPr>
                 <w:rFonts w:ascii="BRH Malayalam Extra" w:hAnsi="BRH Malayalam Extra" w:cs="BRH Malayalam Extra"/>
                 <w:color w:val="000000"/>
-                <w:sz w:val="40"/>
-                <w:szCs w:val="40"/>
-                <w:lang w:val="it-IT"/>
-              </w:rPr>
-            </w:pPr>
+                <w:sz w:val="32"/>
+                <w:szCs w:val="32"/>
+                <w:lang w:val="it-IT"/>
+              </w:rPr>
+            </w:pPr>
+            <w:r>
+              <w:rPr>
+                <w:rFonts w:ascii="BRH Malayalam Extra" w:hAnsi="BRH Malayalam Extra" w:cs="BRH Malayalam Extra"/>
+                <w:color w:val="000000"/>
+                <w:sz w:val="32"/>
+                <w:szCs w:val="32"/>
+                <w:lang w:val="it-IT"/>
+              </w:rPr>
+              <w:t>¥sx</w:t>
+            </w:r>
+            <w:r>
+              <w:rPr>
+                <w:rFonts w:ascii="BRH Malayalam Extra" w:hAnsi="BRH Malayalam Extra" w:cs="BRH Malayalam Extra"/>
+                <w:b/>
+                <w:color w:val="000000"/>
+                <w:sz w:val="32"/>
+                <w:szCs w:val="32"/>
+                <w:lang w:val="it-IT"/>
+              </w:rPr>
+              <w:t>–</w:t>
+            </w:r>
+            <w:r>
+              <w:rPr>
+                <w:rFonts w:ascii="BRH Malayalam Extra" w:hAnsi="BRH Malayalam Extra" w:cs="BRH Malayalam Extra"/>
+                <w:color w:val="000000"/>
+                <w:sz w:val="32"/>
+                <w:szCs w:val="32"/>
+                <w:lang w:val="it-IT"/>
+              </w:rPr>
+              <w:t>ix</w:t>
+            </w:r>
+            <w:r>
+              <w:rPr>
+                <w:rFonts w:ascii="BRH Malayalam Extra" w:hAnsi="BRH Malayalam Extra" w:cs="BRH Malayalam Extra"/>
+                <w:b/>
+                <w:color w:val="000000"/>
+                <w:sz w:val="32"/>
+                <w:szCs w:val="32"/>
+                <w:lang w:val="it-IT"/>
+              </w:rPr>
+              <w:t>–</w:t>
+            </w:r>
+            <w:r>
+              <w:rPr>
+                <w:rFonts w:ascii="BRH Malayalam Extra" w:hAnsi="BRH Malayalam Extra" w:cs="BRH Malayalam Extra"/>
+                <w:color w:val="000000"/>
+                <w:sz w:val="32"/>
+                <w:szCs w:val="32"/>
+                <w:lang w:val="it-IT"/>
+              </w:rPr>
+              <w:t>k¦</w:t>
+            </w:r>
+            <w:r>
+              <w:rPr>
+                <w:rFonts w:ascii="BRH Malayalam Extra" w:hAnsi="BRH Malayalam Extra" w:cs="BRH Malayalam Extra"/>
+                <w:b/>
+                <w:color w:val="000000"/>
+                <w:sz w:val="32"/>
+                <w:szCs w:val="32"/>
+                <w:lang w:val="it-IT"/>
+              </w:rPr>
+              <w:t>–</w:t>
+            </w:r>
+            <w:r>
+              <w:rPr>
+                <w:rFonts w:ascii="BRH Malayalam Extra" w:hAnsi="BRH Malayalam Extra" w:cs="BRH Malayalam Extra"/>
+                <w:color w:val="000000"/>
+                <w:sz w:val="32"/>
+                <w:szCs w:val="32"/>
+                <w:lang w:val="it-IT"/>
+              </w:rPr>
+              <w:t>öbI P</w:t>
+            </w:r>
+            <w:r>
+              <w:rPr>
+                <w:rFonts w:ascii="BRH Malayalam Extra" w:hAnsi="BRH Malayalam Extra" w:cs="BRH Malayalam Extra"/>
+                <w:b/>
+                <w:color w:val="000000"/>
+                <w:sz w:val="32"/>
+                <w:szCs w:val="32"/>
+                <w:lang w:val="it-IT"/>
+              </w:rPr>
+              <w:t>–</w:t>
+            </w:r>
+            <w:r>
+              <w:rPr>
+                <w:rFonts w:ascii="BRH Malayalam Extra" w:hAnsi="BRH Malayalam Extra" w:cs="BRH Malayalam Extra"/>
+                <w:color w:val="000000"/>
+                <w:sz w:val="32"/>
+                <w:szCs w:val="32"/>
+                <w:lang w:val="it-IT"/>
+              </w:rPr>
+              <w:t xml:space="preserve">k¡I | </w:t>
+            </w:r>
           </w:p>
           <w:p>
             <w:pPr>
@@ -2700,14 +2633,100 @@
               <w:autoSpaceDN w:val="0"/>
               <w:adjustRightInd w:val="0"/>
               <w:spacing w:before="0" w:line="240" w:lineRule="auto"/>
-              <w:rPr>
-                <w:rFonts w:ascii="BRH Malayalam Extra" w:hAnsi="BRH Malayalam Extra" w:cs="BRH Malayalam Extra"/>
-                <w:color w:val="000000"/>
-                <w:sz w:val="40"/>
-                <w:szCs w:val="40"/>
-                <w:lang w:val="it-IT"/>
-              </w:rPr>
-            </w:pPr>
+              <w:ind w:right="-279"/>
+              <w:rPr>
+                <w:rFonts w:ascii="BRH Malayalam Extra" w:hAnsi="BRH Malayalam Extra" w:cs="BRH Malayalam Extra"/>
+                <w:color w:val="000000"/>
+                <w:sz w:val="32"/>
+                <w:szCs w:val="32"/>
+                <w:lang w:val="it-IT"/>
+              </w:rPr>
+            </w:pPr>
+            <w:r>
+              <w:rPr>
+                <w:rFonts w:ascii="BRH Malayalam Extra" w:hAnsi="BRH Malayalam Extra" w:cs="BRH Malayalam Extra"/>
+                <w:color w:val="000000"/>
+                <w:sz w:val="32"/>
+                <w:szCs w:val="32"/>
+                <w:lang w:val="it-IT"/>
+              </w:rPr>
+              <w:t>¥sx</w:t>
+            </w:r>
+            <w:r>
+              <w:rPr>
+                <w:rFonts w:ascii="BRH Malayalam Extra" w:hAnsi="BRH Malayalam Extra" w:cs="BRH Malayalam Extra"/>
+                <w:b/>
+                <w:color w:val="000000"/>
+                <w:sz w:val="32"/>
+                <w:szCs w:val="32"/>
+                <w:lang w:val="it-IT"/>
+              </w:rPr>
+              <w:t>–</w:t>
+            </w:r>
+            <w:r>
+              <w:rPr>
+                <w:rFonts w:ascii="BRH Malayalam Extra" w:hAnsi="BRH Malayalam Extra" w:cs="BRH Malayalam Extra"/>
+                <w:color w:val="000000"/>
+                <w:sz w:val="32"/>
+                <w:szCs w:val="32"/>
+                <w:lang w:val="it-IT"/>
+              </w:rPr>
+              <w:t>i</w:t>
+            </w:r>
+            <w:r>
+              <w:rPr>
+                <w:rFonts w:ascii="BRH Malayalam Extra" w:hAnsi="BRH Malayalam Extra" w:cs="BRH Malayalam Extra"/>
+                <w:b/>
+                <w:color w:val="000000"/>
+                <w:sz w:val="32"/>
+                <w:szCs w:val="32"/>
+                <w:highlight w:val="green"/>
+                <w:lang w:val="it-IT"/>
+              </w:rPr>
+              <w:t>–</w:t>
+            </w:r>
+            <w:r>
+              <w:rPr>
+                <w:rFonts w:ascii="BRH Malayalam Extra" w:hAnsi="BRH Malayalam Extra" w:cs="BRH Malayalam Extra"/>
+                <w:color w:val="000000"/>
+                <w:sz w:val="32"/>
+                <w:szCs w:val="32"/>
+                <w:highlight w:val="green"/>
+                <w:lang w:val="it-IT"/>
+              </w:rPr>
+              <w:t>x</w:t>
+            </w:r>
+            <w:r>
+              <w:rPr>
+                <w:rFonts w:ascii="BRH Malayalam Extra" w:hAnsi="BRH Malayalam Extra" w:cs="BRH Malayalam Extra"/>
+                <w:color w:val="000000"/>
+                <w:sz w:val="32"/>
+                <w:szCs w:val="32"/>
+                <w:lang w:val="it-IT"/>
+              </w:rPr>
+              <w:t>k¦</w:t>
+            </w:r>
+            <w:r>
+              <w:rPr>
+                <w:rFonts w:ascii="BRH Malayalam Extra" w:hAnsi="BRH Malayalam Extra" w:cs="BRH Malayalam Extra"/>
+                <w:b/>
+                <w:color w:val="000000"/>
+                <w:sz w:val="32"/>
+                <w:szCs w:val="32"/>
+                <w:lang w:val="it-IT"/>
+              </w:rPr>
+              <w:t>–</w:t>
+            </w:r>
+            <w:r>
+              <w:rPr>
+                <w:rFonts w:ascii="BRH Malayalam Extra" w:hAnsi="BRH Malayalam Extra" w:cs="BRH Malayalam Extra"/>
+                <w:color w:val="000000"/>
+                <w:sz w:val="32"/>
+                <w:szCs w:val="32"/>
+                <w:lang w:val="it-IT"/>
+              </w:rPr>
+              <w:t xml:space="preserve">öbiyZy— </w:t>
+            </w:r>
           </w:p>
           <w:p>
             <w:pPr>
@@ -2716,234 +2735,21 @@
               <w:autoSpaceDN w:val="0"/>
               <w:adjustRightInd w:val="0"/>
               <w:spacing w:before="0" w:line="240" w:lineRule="auto"/>
-              <w:rPr>
-                <w:rFonts w:ascii="BRH Malayalam Extra" w:hAnsi="BRH Malayalam Extra" w:cs="BRH Malayalam Extra"/>
-                <w:color w:val="000000"/>
-                <w:sz w:val="40"/>
-                <w:szCs w:val="40"/>
-                <w:lang w:val="it-IT"/>
-              </w:rPr>
-            </w:pPr>
-            <w:r>
-              <w:rPr>
-                <w:rFonts w:ascii="BRH Malayalam Extra" w:hAnsi="BRH Malayalam Extra" w:cs="BRH Malayalam Extra"/>
-                <w:color w:val="000000"/>
-                <w:sz w:val="40"/>
-                <w:szCs w:val="40"/>
-                <w:lang w:val="it-IT"/>
-              </w:rPr>
-              <w:lastRenderedPageBreak/>
-              <w:t>¥sx</w:t>
-            </w:r>
-            <w:r>
-              <w:rPr>
-                <w:rFonts w:ascii="BRH Malayalam Extra" w:hAnsi="BRH Malayalam Extra" w:cs="BRH Malayalam Extra"/>
-                <w:b/>
-                <w:color w:val="000000"/>
-                <w:sz w:val="32"/>
-                <w:szCs w:val="40"/>
-                <w:lang w:val="it-IT"/>
-              </w:rPr>
-              <w:t>–</w:t>
-            </w:r>
-            <w:r>
-              <w:rPr>
-                <w:rFonts w:ascii="BRH Malayalam Extra" w:hAnsi="BRH Malayalam Extra" w:cs="BRH Malayalam Extra"/>
-                <w:color w:val="000000"/>
-                <w:sz w:val="40"/>
-                <w:szCs w:val="40"/>
-                <w:lang w:val="it-IT"/>
-              </w:rPr>
-              <w:t>ix</w:t>
-            </w:r>
-            <w:r>
-              <w:rPr>
-                <w:rFonts w:ascii="BRH Malayalam Extra" w:hAnsi="BRH Malayalam Extra" w:cs="BRH Malayalam Extra"/>
-                <w:b/>
-                <w:color w:val="000000"/>
-                <w:sz w:val="32"/>
-                <w:szCs w:val="40"/>
-                <w:lang w:val="it-IT"/>
-              </w:rPr>
-              <w:t>–</w:t>
-            </w:r>
-            <w:r>
-              <w:rPr>
-                <w:rFonts w:ascii="BRH Malayalam Extra" w:hAnsi="BRH Malayalam Extra" w:cs="BRH Malayalam Extra"/>
-                <w:color w:val="000000"/>
-                <w:sz w:val="40"/>
-                <w:szCs w:val="40"/>
-                <w:lang w:val="it-IT"/>
-              </w:rPr>
-              <w:t>k¦</w:t>
-            </w:r>
-            <w:r>
-              <w:rPr>
-                <w:rFonts w:ascii="BRH Malayalam Extra" w:hAnsi="BRH Malayalam Extra" w:cs="BRH Malayalam Extra"/>
-                <w:b/>
-                <w:color w:val="000000"/>
-                <w:sz w:val="32"/>
-                <w:szCs w:val="40"/>
-                <w:lang w:val="it-IT"/>
-              </w:rPr>
-              <w:t>–</w:t>
-            </w:r>
-            <w:r>
-              <w:rPr>
-                <w:rFonts w:ascii="BRH Malayalam Extra" w:hAnsi="BRH Malayalam Extra" w:cs="BRH Malayalam Extra"/>
-                <w:color w:val="000000"/>
-                <w:sz w:val="40"/>
-                <w:szCs w:val="40"/>
-                <w:lang w:val="it-IT"/>
-              </w:rPr>
-              <w:t>öbI P</w:t>
-            </w:r>
-            <w:r>
-              <w:rPr>
-                <w:rFonts w:ascii="BRH Malayalam Extra" w:hAnsi="BRH Malayalam Extra" w:cs="BRH Malayalam Extra"/>
-                <w:b/>
-                <w:color w:val="000000"/>
-                <w:sz w:val="32"/>
-                <w:szCs w:val="40"/>
-                <w:lang w:val="it-IT"/>
-              </w:rPr>
-              <w:t>–</w:t>
-            </w:r>
-            <w:r>
-              <w:rPr>
-                <w:rFonts w:ascii="BRH Malayalam Extra" w:hAnsi="BRH Malayalam Extra" w:cs="BRH Malayalam Extra"/>
-                <w:color w:val="000000"/>
-                <w:sz w:val="40"/>
-                <w:szCs w:val="40"/>
-                <w:lang w:val="it-IT"/>
-              </w:rPr>
-              <w:t xml:space="preserve">k¡I | </w:t>
-            </w:r>
-          </w:p>
-          <w:p>
-            <w:pPr>
-              <w:widowControl w:val="0"/>
-              <w:autoSpaceDE w:val="0"/>
-              <w:autoSpaceDN w:val="0"/>
-              <w:adjustRightInd w:val="0"/>
-              <w:spacing w:before="0" w:line="240" w:lineRule="auto"/>
               <w:ind w:right="-279"/>
               <w:rPr>
                 <w:rFonts w:ascii="BRH Malayalam Extra" w:hAnsi="BRH Malayalam Extra" w:cs="BRH Malayalam Extra"/>
                 <w:color w:val="000000"/>
-                <w:sz w:val="40"/>
-                <w:szCs w:val="40"/>
-                <w:lang w:val="it-IT"/>
-              </w:rPr>
-            </w:pPr>
-            <w:r>
-              <w:rPr>
-                <w:rFonts w:ascii="BRH Malayalam Extra" w:hAnsi="BRH Malayalam Extra" w:cs="BRH Malayalam Extra"/>
-                <w:color w:val="000000"/>
-                <w:sz w:val="40"/>
-                <w:szCs w:val="40"/>
-                <w:lang w:val="it-IT"/>
-              </w:rPr>
-              <w:t>¥sx</w:t>
-            </w:r>
-            <w:r>
-              <w:rPr>
-                <w:rFonts w:ascii="BRH Malayalam Extra" w:hAnsi="BRH Malayalam Extra" w:cs="BRH Malayalam Extra"/>
-                <w:b/>
-                <w:color w:val="000000"/>
-                <w:sz w:val="32"/>
-                <w:szCs w:val="40"/>
-                <w:lang w:val="it-IT"/>
-              </w:rPr>
-              <w:t>–</w:t>
-            </w:r>
-            <w:r>
-              <w:rPr>
-                <w:rFonts w:ascii="BRH Malayalam Extra" w:hAnsi="BRH Malayalam Extra" w:cs="BRH Malayalam Extra"/>
-                <w:color w:val="000000"/>
-                <w:sz w:val="40"/>
-                <w:szCs w:val="40"/>
-                <w:lang w:val="it-IT"/>
-              </w:rPr>
-              <w:t>i</w:t>
-            </w:r>
-            <w:r>
-              <w:rPr>
-                <w:rFonts w:ascii="BRH Malayalam Extra" w:hAnsi="BRH Malayalam Extra" w:cs="BRH Malayalam Extra"/>
-                <w:b/>
-                <w:color w:val="000000"/>
-                <w:sz w:val="32"/>
-                <w:szCs w:val="40"/>
-                <w:highlight w:val="green"/>
-                <w:lang w:val="it-IT"/>
-              </w:rPr>
-              <w:t>–</w:t>
-            </w:r>
-            <w:r>
-              <w:rPr>
-                <w:rFonts w:ascii="BRH Malayalam Extra" w:hAnsi="BRH Malayalam Extra" w:cs="BRH Malayalam Extra"/>
-                <w:color w:val="000000"/>
-                <w:sz w:val="40"/>
-                <w:szCs w:val="40"/>
-                <w:highlight w:val="green"/>
-                <w:lang w:val="it-IT"/>
-              </w:rPr>
-              <w:t>x</w:t>
-            </w:r>
-            <w:r>
-              <w:rPr>
-                <w:rFonts w:ascii="BRH Malayalam Extra" w:hAnsi="BRH Malayalam Extra" w:cs="BRH Malayalam Extra"/>
-                <w:color w:val="000000"/>
-                <w:sz w:val="40"/>
-                <w:szCs w:val="40"/>
-                <w:lang w:val="it-IT"/>
-              </w:rPr>
-              <w:t>k¦</w:t>
-            </w:r>
-            <w:r>
-              <w:rPr>
-                <w:rFonts w:ascii="BRH Malayalam Extra" w:hAnsi="BRH Malayalam Extra" w:cs="BRH Malayalam Extra"/>
-                <w:b/>
-                <w:color w:val="000000"/>
-                <w:sz w:val="32"/>
-                <w:szCs w:val="40"/>
-                <w:lang w:val="it-IT"/>
-              </w:rPr>
-              <w:t>–</w:t>
-            </w:r>
-            <w:r>
-              <w:rPr>
-                <w:rFonts w:ascii="BRH Malayalam Extra" w:hAnsi="BRH Malayalam Extra" w:cs="BRH Malayalam Extra"/>
-                <w:color w:val="000000"/>
-                <w:sz w:val="40"/>
-                <w:szCs w:val="40"/>
-                <w:lang w:val="it-IT"/>
-              </w:rPr>
-              <w:t xml:space="preserve">öbiyZy— </w:t>
-            </w:r>
-          </w:p>
-          <w:p>
-            <w:pPr>
-              <w:widowControl w:val="0"/>
-              <w:autoSpaceDE w:val="0"/>
-              <w:autoSpaceDN w:val="0"/>
-              <w:adjustRightInd w:val="0"/>
-              <w:spacing w:before="0" w:line="240" w:lineRule="auto"/>
-              <w:ind w:right="-279"/>
-              <w:rPr>
-                <w:rFonts w:ascii="BRH Malayalam Extra" w:hAnsi="BRH Malayalam Extra" w:cs="BRH Malayalam Extra"/>
-                <w:color w:val="000000"/>
-                <w:sz w:val="40"/>
-                <w:szCs w:val="40"/>
-                <w:lang w:val="it-IT"/>
-              </w:rPr>
-            </w:pPr>
-            <w:r>
-              <w:rPr>
-                <w:rFonts w:ascii="BRH Malayalam Extra" w:hAnsi="BRH Malayalam Extra" w:cs="BRH Malayalam Extra"/>
-                <w:color w:val="000000"/>
-                <w:sz w:val="40"/>
-                <w:szCs w:val="40"/>
+                <w:sz w:val="32"/>
+                <w:szCs w:val="32"/>
+                <w:lang w:val="it-IT"/>
+              </w:rPr>
+            </w:pPr>
+            <w:r>
+              <w:rPr>
+                <w:rFonts w:ascii="BRH Malayalam Extra" w:hAnsi="BRH Malayalam Extra" w:cs="BRH Malayalam Extra"/>
+                <w:color w:val="000000"/>
+                <w:sz w:val="32"/>
+                <w:szCs w:val="32"/>
                 <w:lang w:val="it-IT"/>
               </w:rPr>
               <w:t>¥sxix - k¦</w:t>
@@ -2954,17 +2760,17 @@
                 <w:b/>
                 <w:color w:val="000000"/>
                 <w:sz w:val="32"/>
-                <w:szCs w:val="40"/>
-                <w:lang w:val="it-IT"/>
-              </w:rPr>
-              <w:t>–</w:t>
-            </w:r>
-            <w:r>
-              <w:rPr>
-                <w:rFonts w:ascii="BRH Malayalam Extra" w:hAnsi="BRH Malayalam Extra" w:cs="BRH Malayalam Extra"/>
-                <w:color w:val="000000"/>
-                <w:sz w:val="40"/>
-                <w:szCs w:val="40"/>
+                <w:szCs w:val="32"/>
+                <w:lang w:val="it-IT"/>
+              </w:rPr>
+              <w:t>–</w:t>
+            </w:r>
+            <w:r>
+              <w:rPr>
+                <w:rFonts w:ascii="BRH Malayalam Extra" w:hAnsi="BRH Malayalam Extra" w:cs="BRH Malayalam Extra"/>
+                <w:color w:val="000000"/>
+                <w:sz w:val="32"/>
+                <w:szCs w:val="32"/>
                 <w:lang w:val="it-IT"/>
               </w:rPr>
               <w:t>öbI |</w:t>
@@ -4182,35 +3988,20 @@
           <w:sz w:val="32"/>
           <w:szCs w:val="32"/>
           <w:u w:val="single"/>
-          <w:lang w:val="it-IT"/>
+          <w:lang w:val="en-IN"/>
         </w:rPr>
       </w:pPr>
-    </w:p>
-    <w:p>
-      <w:pPr>
-        <w:jc w:val="center"/>
+      <w:r>
         <w:rPr>
           <w:b/>
           <w:bCs/>
           <w:sz w:val="32"/>
           <w:szCs w:val="32"/>
           <w:u w:val="single"/>
-          <w:lang w:val="it-IT"/>
+          <w:lang w:val="en-IN"/>
         </w:rPr>
-      </w:pPr>
-    </w:p>
-    <w:p>
-      <w:pPr>
-        <w:jc w:val="center"/>
-        <w:rPr>
-          <w:b/>
-          <w:bCs/>
-          <w:sz w:val="32"/>
-          <w:szCs w:val="32"/>
-          <w:u w:val="single"/>
-          <w:lang w:val="it-IT"/>
-        </w:rPr>
-      </w:pPr>
+        <w:t>================</w:t>
+      </w:r>
     </w:p>
     <w:p>
       <w:pPr>
@@ -4382,7 +4173,6 @@
                 <w:sz w:val="28"/>
                 <w:szCs w:val="28"/>
               </w:rPr>
-              <w:lastRenderedPageBreak/>
               <w:t>Section, Paragraph</w:t>
             </w:r>
           </w:p>
@@ -4991,6 +4781,7 @@
                 <w:szCs w:val="40"/>
                 <w:lang w:val="it-IT"/>
               </w:rPr>
+              <w:lastRenderedPageBreak/>
               <w:t>hxM - ¥c¥j—d |</w:t>
             </w:r>
           </w:p>
@@ -5026,6 +4817,7 @@
                 <w:sz w:val="40"/>
                 <w:szCs w:val="40"/>
               </w:rPr>
+              <w:lastRenderedPageBreak/>
               <w:t>hx</w:t>
             </w:r>
             <w:r>
@@ -5123,6 +4915,7 @@
                 <w:sz w:val="40"/>
                 <w:szCs w:val="40"/>
               </w:rPr>
+              <w:lastRenderedPageBreak/>
               <w:t>hxM - ¥c¥j—d |</w:t>
             </w:r>
           </w:p>
@@ -5165,6 +4958,7 @@
                 <w:szCs w:val="28"/>
                 <w:lang w:val="it-IT"/>
               </w:rPr>
+              <w:lastRenderedPageBreak/>
               <w:t>TS 2.2.5.3 - Kramam</w:t>
             </w:r>
           </w:p>
@@ -6472,7 +6266,6 @@
                 <w:szCs w:val="28"/>
                 <w:lang w:val="it-IT"/>
               </w:rPr>
-              <w:lastRenderedPageBreak/>
               <w:t>TS 2.2.7.4 - Kramam</w:t>
             </w:r>
           </w:p>
@@ -7308,6 +7101,7 @@
                 <w:szCs w:val="28"/>
                 <w:lang w:val="it-IT"/>
               </w:rPr>
+              <w:lastRenderedPageBreak/>
               <w:t>TS 2.2.8.5 - Kramam</w:t>
             </w:r>
           </w:p>
@@ -8410,7 +8204,6 @@
           <w:b/>
           <w:bCs/>
         </w:rPr>
-        <w:lastRenderedPageBreak/>
         <w:t>(ignore those which are already incorporated in your book’s version and date)</w:t>
       </w:r>
     </w:p>
@@ -9033,6 +8826,7 @@
                 <w:szCs w:val="40"/>
                 <w:lang w:val="it-IT"/>
               </w:rPr>
+              <w:lastRenderedPageBreak/>
               <w:t>A</w:t>
             </w:r>
             <w:r>
@@ -9085,6 +8879,7 @@
                 <w:sz w:val="40"/>
                 <w:szCs w:val="40"/>
               </w:rPr>
+              <w:lastRenderedPageBreak/>
               <w:t>h</w:t>
             </w:r>
             <w:r>
@@ -9182,6 +8977,7 @@
                 <w:sz w:val="40"/>
                 <w:szCs w:val="40"/>
               </w:rPr>
+              <w:lastRenderedPageBreak/>
               <w:t>A</w:t>
             </w:r>
             <w:r>
@@ -9243,6 +9039,7 @@
                 <w:szCs w:val="28"/>
                 <w:lang w:val="it-IT"/>
               </w:rPr>
+              <w:lastRenderedPageBreak/>
               <w:t>TS 2.2.6.3 - Kramam</w:t>
             </w:r>
           </w:p>
@@ -11194,9 +10991,32 @@
           <w:szCs w:val="32"/>
           <w:u w:val="single"/>
         </w:rPr>
-        <w:lastRenderedPageBreak/>
         <w:t>===============</w:t>
       </w:r>
+    </w:p>
+    <w:p>
+      <w:pPr>
+        <w:jc w:val="center"/>
+        <w:rPr>
+          <w:b/>
+          <w:bCs/>
+          <w:sz w:val="32"/>
+          <w:szCs w:val="32"/>
+          <w:u w:val="single"/>
+        </w:rPr>
+      </w:pPr>
+    </w:p>
+    <w:p>
+      <w:pPr>
+        <w:jc w:val="center"/>
+        <w:rPr>
+          <w:b/>
+          <w:bCs/>
+          <w:sz w:val="32"/>
+          <w:szCs w:val="32"/>
+          <w:u w:val="single"/>
+        </w:rPr>
+      </w:pPr>
     </w:p>
     <w:p>
       <w:pPr>
@@ -11229,6 +11049,7 @@
           <w:szCs w:val="32"/>
           <w:u w:val="single"/>
         </w:rPr>
+        <w:lastRenderedPageBreak/>
         <w:t xml:space="preserve">TS </w:t>
       </w:r>
       <w:r>
@@ -13127,7 +12948,6 @@
                 <w:szCs w:val="28"/>
                 <w:lang w:val="it-IT"/>
               </w:rPr>
-              <w:lastRenderedPageBreak/>
               <w:t>TS 2.2.7.5</w:t>
             </w:r>
           </w:p>
@@ -13494,6 +13314,7 @@
                 <w:szCs w:val="28"/>
                 <w:lang w:val="it-IT"/>
               </w:rPr>
+              <w:lastRenderedPageBreak/>
               <w:t>TS 2.2.8.6</w:t>
             </w:r>
           </w:p>
@@ -15611,7 +15432,6 @@
                 <w:szCs w:val="28"/>
                 <w:lang w:val="it-IT"/>
               </w:rPr>
-              <w:lastRenderedPageBreak/>
               <w:t>TS 2.2.11.4</w:t>
             </w:r>
           </w:p>
@@ -15985,6 +15805,7 @@
                 <w:szCs w:val="28"/>
                 <w:lang w:val="it-IT"/>
               </w:rPr>
+              <w:lastRenderedPageBreak/>
               <w:t>TS 2.2.11.5</w:t>
             </w:r>
           </w:p>
@@ -17918,7 +17739,16 @@
           <w:bCs/>
           <w:sz w:val="32"/>
         </w:rPr>
-        <w:t>replaced with</w:t>
+        <w:t xml:space="preserve">replaced </w:t>
+      </w:r>
+      <w:proofErr w:type="gramStart"/>
+      <w:r>
+        <w:rPr>
+          <w:b/>
+          <w:bCs/>
+          <w:sz w:val="32"/>
+        </w:rPr>
+        <w:t>with</w:t>
       </w:r>
       <w:r>
         <w:rPr>
@@ -17938,7 +17768,29 @@
           <w:szCs w:val="40"/>
           <w:lang w:val="en-IN" w:eastAsia="en-IN"/>
         </w:rPr>
-        <w:t xml:space="preserve">"q§T"  </w:t>
+        <w:t>"</w:t>
+      </w:r>
+      <w:proofErr w:type="gramEnd"/>
+      <w:r>
+        <w:rPr>
+          <w:rFonts w:ascii="BRH Malayalam" w:hAnsi="BRH Malayalam" w:cs="BRH Malayalam"/>
+          <w:color w:val="000000"/>
+          <w:sz w:val="40"/>
+          <w:szCs w:val="40"/>
+          <w:lang w:val="en-IN" w:eastAsia="en-IN"/>
+        </w:rPr>
+        <w:t>q§T</w:t>
+      </w:r>
+      <w:proofErr w:type="gramStart"/>
+      <w:r>
+        <w:rPr>
+          <w:rFonts w:ascii="BRH Malayalam" w:hAnsi="BRH Malayalam" w:cs="BRH Malayalam"/>
+          <w:color w:val="000000"/>
+          <w:sz w:val="40"/>
+          <w:szCs w:val="40"/>
+          <w:lang w:val="en-IN" w:eastAsia="en-IN"/>
+        </w:rPr>
+        <w:t xml:space="preserve">"  </w:t>
       </w:r>
       <w:r>
         <w:rPr>
@@ -17946,7 +17798,16 @@
           <w:bCs/>
           <w:sz w:val="32"/>
         </w:rPr>
-        <w:t>wherever applicable</w:t>
+        <w:t>wherever</w:t>
+      </w:r>
+      <w:proofErr w:type="gramEnd"/>
+      <w:r>
+        <w:rPr>
+          <w:b/>
+          <w:bCs/>
+          <w:sz w:val="32"/>
+        </w:rPr>
+        <w:t xml:space="preserve"> applicable</w:t>
       </w:r>
     </w:p>
     <w:p>
@@ -17994,6 +17855,30 @@
           <w:u w:val="single"/>
         </w:rPr>
       </w:pPr>
+    </w:p>
+    <w:p>
+      <w:pPr>
+        <w:jc w:val="center"/>
+        <w:rPr>
+          <w:b/>
+          <w:bCs/>
+          <w:sz w:val="28"/>
+          <w:szCs w:val="32"/>
+          <w:u w:val="single"/>
+        </w:rPr>
+      </w:pPr>
+    </w:p>
+    <w:p>
+      <w:pPr>
+        <w:jc w:val="center"/>
+        <w:rPr>
+          <w:b/>
+          <w:bCs/>
+          <w:sz w:val="28"/>
+          <w:szCs w:val="32"/>
+          <w:u w:val="single"/>
+        </w:rPr>
+      </w:pPr>
       <w:r>
         <w:rPr>
           <w:b/>
@@ -18002,6 +17887,7 @@
           <w:szCs w:val="32"/>
           <w:u w:val="single"/>
         </w:rPr>
+        <w:lastRenderedPageBreak/>
         <w:t>TS Krama Paatam – TS 2.</w:t>
       </w:r>
       <w:r>
